--- a/Thesis/DeCuong_ChiTiet_ChuyenDe3.docx
+++ b/Thesis/DeCuong_ChiTiet_ChuyenDe3.docx
@@ -3784,329 +3784,7 @@
         </w:numPr>
       </w:pPr>
       <w:r>
-        <w:rPr>
-          <w:b/>
-          <w:bCs/>
-        </w:rPr>
-        <w:t>M</w:t>
-      </w:r>
-      <w:r>
-        <w:rPr>
-          <w:b/>
-          <w:bCs/>
-        </w:rPr>
-        <w:t>ở</w:t>
-      </w:r>
-      <w:r>
-        <w:rPr>
-          <w:b/>
-          <w:bCs/>
-        </w:rPr>
-        <w:t xml:space="preserve"> r</w:t>
-      </w:r>
-      <w:r>
-        <w:rPr>
-          <w:b/>
-          <w:bCs/>
-        </w:rPr>
-        <w:t>ộ</w:t>
-      </w:r>
-      <w:r>
-        <w:rPr>
-          <w:b/>
-          <w:bCs/>
-        </w:rPr>
-        <w:t>ng ph</w:t>
-      </w:r>
-      <w:r>
-        <w:rPr>
-          <w:b/>
-          <w:bCs/>
-        </w:rPr>
-        <w:t>ạ</w:t>
-      </w:r>
-      <w:r>
-        <w:rPr>
-          <w:b/>
-          <w:bCs/>
-        </w:rPr>
-        <w:t>m vi (giá tr</w:t>
-      </w:r>
-      <w:r>
-        <w:rPr>
-          <w:b/>
-          <w:bCs/>
-        </w:rPr>
-        <w:t>ị</w:t>
-      </w:r>
-      <w:r>
-        <w:rPr>
-          <w:b/>
-          <w:bCs/>
-        </w:rPr>
-        <w:t xml:space="preserve"> gia tăng l</w:t>
-      </w:r>
-      <w:r>
-        <w:rPr>
-          <w:b/>
-          <w:bCs/>
-        </w:rPr>
-        <w:t>ớ</w:t>
-      </w:r>
-      <w:r>
-        <w:rPr>
-          <w:b/>
-          <w:bCs/>
-        </w:rPr>
-        <w:t>n nh</w:t>
-      </w:r>
-      <w:r>
-        <w:rPr>
-          <w:b/>
-          <w:bCs/>
-        </w:rPr>
-        <w:t>ấ</w:t>
-      </w:r>
-      <w:r>
-        <w:rPr>
-          <w:b/>
-          <w:bCs/>
-        </w:rPr>
-        <w:t>t c</w:t>
-      </w:r>
-      <w:r>
-        <w:rPr>
-          <w:b/>
-          <w:bCs/>
-        </w:rPr>
-        <w:t>ủ</w:t>
-      </w:r>
-      <w:r>
-        <w:rPr>
-          <w:b/>
-          <w:bCs/>
-        </w:rPr>
-        <w:t>a CĐ3)</w:t>
-      </w:r>
-      <w:r>
-        <w:t>: m</w:t>
-      </w:r>
-      <w:r>
-        <w:t>ụ</w:t>
-      </w:r>
-      <w:r>
-        <w:t>c 3.3.x — ki</w:t>
-      </w:r>
-      <w:r>
-        <w:t>ể</w:t>
-      </w:r>
-      <w:r>
-        <w:t>m ch</w:t>
-      </w:r>
-      <w:r>
-        <w:t>ứ</w:t>
-      </w:r>
-      <w:r>
-        <w:t>ng b</w:t>
-      </w:r>
-      <w:r>
-        <w:t>ổ</w:t>
-      </w:r>
-      <w:r>
-        <w:t xml:space="preserve"> sung trên </w:t>
-      </w:r>
-      <w:r>
-        <w:rPr>
-          <w:b/>
-          <w:bCs/>
-        </w:rPr>
-        <w:t>m</w:t>
-      </w:r>
-      <w:r>
-        <w:rPr>
-          <w:b/>
-          <w:bCs/>
-        </w:rPr>
-        <w:t>ộ</w:t>
-      </w:r>
-      <w:r>
-        <w:rPr>
-          <w:b/>
-          <w:bCs/>
-        </w:rPr>
-        <w:t>t d</w:t>
-      </w:r>
-      <w:r>
-        <w:rPr>
-          <w:b/>
-          <w:bCs/>
-        </w:rPr>
-        <w:t>ự</w:t>
-      </w:r>
-      <w:r>
-        <w:rPr>
-          <w:b/>
-          <w:bCs/>
-        </w:rPr>
-        <w:t xml:space="preserve"> án b</w:t>
-      </w:r>
-      <w:r>
-        <w:rPr>
-          <w:b/>
-          <w:bCs/>
-        </w:rPr>
-        <w:t>ế</w:t>
-      </w:r>
-      <w:r>
-        <w:rPr>
-          <w:b/>
-          <w:bCs/>
-        </w:rPr>
-        <w:t>n b</w:t>
-      </w:r>
-      <w:r>
-        <w:rPr>
-          <w:b/>
-          <w:bCs/>
-        </w:rPr>
-        <w:t>ệ</w:t>
-      </w:r>
-      <w:r>
-        <w:rPr>
-          <w:b/>
-          <w:bCs/>
-        </w:rPr>
-        <w:t xml:space="preserve"> c</w:t>
-      </w:r>
-      <w:r>
-        <w:rPr>
-          <w:b/>
-          <w:bCs/>
-        </w:rPr>
-        <w:t>ọ</w:t>
-      </w:r>
-      <w:r>
-        <w:rPr>
-          <w:b/>
-          <w:bCs/>
-        </w:rPr>
-        <w:t>c cao đ</w:t>
-      </w:r>
-      <w:r>
-        <w:rPr>
-          <w:b/>
-          <w:bCs/>
-        </w:rPr>
-        <w:t>ộ</w:t>
-      </w:r>
-      <w:r>
-        <w:rPr>
-          <w:b/>
-          <w:bCs/>
-        </w:rPr>
-        <w:t>c l</w:t>
-      </w:r>
-      <w:r>
-        <w:rPr>
-          <w:b/>
-          <w:bCs/>
-        </w:rPr>
-        <w:t>ậ</w:t>
-      </w:r>
-      <w:r>
-        <w:rPr>
-          <w:b/>
-          <w:bCs/>
-        </w:rPr>
-        <w:t>p v</w:t>
-      </w:r>
-      <w:r>
-        <w:rPr>
-          <w:b/>
-          <w:bCs/>
-        </w:rPr>
-        <w:t>ớ</w:t>
-      </w:r>
-      <w:r>
-        <w:rPr>
-          <w:b/>
-          <w:bCs/>
-        </w:rPr>
-        <w:t>i H</w:t>
-      </w:r>
-      <w:r>
-        <w:rPr>
-          <w:b/>
-          <w:bCs/>
-        </w:rPr>
-        <w:t>ả</w:t>
-      </w:r>
-      <w:r>
-        <w:rPr>
-          <w:b/>
-          <w:bCs/>
-        </w:rPr>
-        <w:t>i Linh</w:t>
-      </w:r>
-      <w:r>
-        <w:t xml:space="preserve"> (t</w:t>
-      </w:r>
-      <w:r>
-        <w:t>ừ</w:t>
-      </w:r>
-      <w:r>
-        <w:t xml:space="preserve"> công b</w:t>
-      </w:r>
-      <w:r>
-        <w:t>ố</w:t>
-      </w:r>
-      <w:r>
-        <w:t xml:space="preserve"> Track</w:t>
-      </w:r>
-      <w:r>
-        <w:t xml:space="preserve"> B #4) — đây là b</w:t>
-      </w:r>
-      <w:r>
-        <w:t>ằ</w:t>
-      </w:r>
-      <w:r>
-        <w:t>ng ch</w:t>
-      </w:r>
-      <w:r>
-        <w:t>ứ</w:t>
-      </w:r>
-      <w:r>
-        <w:t>ng t</w:t>
-      </w:r>
-      <w:r>
-        <w:t>ổ</w:t>
-      </w:r>
-      <w:r>
-        <w:t xml:space="preserve">ng quát hóa </w:t>
-      </w:r>
-      <w:r>
-        <w:rPr>
-          <w:b/>
-          <w:bCs/>
-        </w:rPr>
-        <w:t>chính th</w:t>
-      </w:r>
-      <w:r>
-        <w:rPr>
-          <w:b/>
-          <w:bCs/>
-        </w:rPr>
-        <w:t>ứ</w:t>
-      </w:r>
-      <w:r>
-        <w:rPr>
-          <w:b/>
-          <w:bCs/>
-        </w:rPr>
-        <w:t>c</w:t>
-      </w:r>
-      <w:r>
-        <w:t>, không có trong bài báo Q3.</w:t>
+        <w:t>Mở rộng phạm vi (giá trị gia tăng lớn nhất của CĐ3): mục 3.3.x — kiểm chứng bổ sung trên một hệ cọc cầu tàu container 100.000 DWT độc lập với Hải Linh (từ công bố #5) — đây là bằng chứng tổng quát hóa chính thức, không có trong bài báo Q3.</w:t>
       </w:r>
     </w:p>
     <w:p>
@@ -4118,113 +3796,7 @@
         </w:numPr>
       </w:pPr>
       <w:r>
-        <w:rPr>
-          <w:b/>
-          <w:bCs/>
-        </w:rPr>
-        <w:lastRenderedPageBreak/>
-        <w:t>M</w:t>
-      </w:r>
-      <w:r>
-        <w:rPr>
-          <w:b/>
-          <w:bCs/>
-        </w:rPr>
-        <w:t>ở</w:t>
-      </w:r>
-      <w:r>
-        <w:rPr>
-          <w:b/>
-          <w:bCs/>
-        </w:rPr>
-        <w:t xml:space="preserve"> r</w:t>
-      </w:r>
-      <w:r>
-        <w:rPr>
-          <w:b/>
-          <w:bCs/>
-        </w:rPr>
-        <w:t>ộ</w:t>
-      </w:r>
-      <w:r>
-        <w:rPr>
-          <w:b/>
-          <w:bCs/>
-        </w:rPr>
-        <w:t>ng đ</w:t>
-      </w:r>
-      <w:r>
-        <w:rPr>
-          <w:b/>
-          <w:bCs/>
-        </w:rPr>
-        <w:t>ố</w:t>
-      </w:r>
-      <w:r>
-        <w:rPr>
-          <w:b/>
-          <w:bCs/>
-        </w:rPr>
-        <w:t>i ch</w:t>
-      </w:r>
-      <w:r>
-        <w:rPr>
-          <w:b/>
-          <w:bCs/>
-        </w:rPr>
-        <w:t>ứ</w:t>
-      </w:r>
-      <w:r>
-        <w:rPr>
-          <w:b/>
-          <w:bCs/>
-        </w:rPr>
-        <w:t>ng</w:t>
-      </w:r>
-      <w:r>
-        <w:t>: m</w:t>
-      </w:r>
-      <w:r>
-        <w:t>ụ</w:t>
-      </w:r>
-      <w:r>
-        <w:t>c 3.9.x — th</w:t>
-      </w:r>
-      <w:r>
-        <w:t>ả</w:t>
-      </w:r>
-      <w:r>
-        <w:t>o lu</w:t>
-      </w:r>
-      <w:r>
-        <w:t>ậ</w:t>
-      </w:r>
-      <w:r>
-        <w:t>n t</w:t>
-      </w:r>
-      <w:r>
-        <w:t>ổ</w:t>
-      </w:r>
-      <w:r>
-        <w:t>ng quát hóa qua các công b</w:t>
-      </w:r>
-      <w:r>
-        <w:t>ố</w:t>
-      </w:r>
-      <w:r>
-        <w:t xml:space="preserve"> Track B khác (#1 dây neo phao, #2 tư</w:t>
-      </w:r>
-      <w:r>
-        <w:t>ờ</w:t>
-      </w:r>
-      <w:r>
-        <w:t>ng ch</w:t>
-      </w:r>
-      <w:r>
-        <w:t>ắ</w:t>
-      </w:r>
-      <w:r>
-        <w:t>n, #5 khung thép).</w:t>
+        <w:t>Mở rộng đối chứng: mục 3.9.x — thảo luận tổng quát hóa qua các công bố Track B khác (#1 dây neo phao, #3 tường chắn, #4 khung thép, #6-#7 hệ cọc cầu tàu).</w:t>
       </w:r>
     </w:p>
     <w:p>
@@ -5639,406 +5211,7 @@
         </w:numPr>
       </w:pPr>
       <w:r>
-        <w:rPr>
-          <w:b/>
-          <w:bCs/>
-        </w:rPr>
-        <w:t>3.3.x (M</w:t>
-      </w:r>
-      <w:r>
-        <w:rPr>
-          <w:b/>
-          <w:bCs/>
-        </w:rPr>
-        <w:t>Ớ</w:t>
-      </w:r>
-      <w:r>
-        <w:rPr>
-          <w:b/>
-          <w:bCs/>
-        </w:rPr>
-        <w:t>I — giá tr</w:t>
-      </w:r>
-      <w:r>
-        <w:rPr>
-          <w:b/>
-          <w:bCs/>
-        </w:rPr>
-        <w:t>ị</w:t>
-      </w:r>
-      <w:r>
-        <w:rPr>
-          <w:b/>
-          <w:bCs/>
-        </w:rPr>
-        <w:t xml:space="preserve"> gia tăng, dùng công b</w:t>
-      </w:r>
-      <w:r>
-        <w:rPr>
-          <w:b/>
-          <w:bCs/>
-        </w:rPr>
-        <w:t>ố</w:t>
-      </w:r>
-      <w:r>
-        <w:rPr>
-          <w:b/>
-          <w:bCs/>
-        </w:rPr>
-        <w:t xml:space="preserve"> Track B #4) Ki</w:t>
-      </w:r>
-      <w:r>
-        <w:rPr>
-          <w:b/>
-          <w:bCs/>
-        </w:rPr>
-        <w:t>ể</w:t>
-      </w:r>
-      <w:r>
-        <w:rPr>
-          <w:b/>
-          <w:bCs/>
-        </w:rPr>
-        <w:t>m ch</w:t>
-      </w:r>
-      <w:r>
-        <w:rPr>
-          <w:b/>
-          <w:bCs/>
-        </w:rPr>
-        <w:t>ứ</w:t>
-      </w:r>
-      <w:r>
-        <w:rPr>
-          <w:b/>
-          <w:bCs/>
-        </w:rPr>
-        <w:t>ng b</w:t>
-      </w:r>
-      <w:r>
-        <w:rPr>
-          <w:b/>
-          <w:bCs/>
-        </w:rPr>
-        <w:t>ổ</w:t>
-      </w:r>
-      <w:r>
-        <w:rPr>
-          <w:b/>
-          <w:bCs/>
-        </w:rPr>
-        <w:t xml:space="preserve"> sung trên d</w:t>
-      </w:r>
-      <w:r>
-        <w:rPr>
-          <w:b/>
-          <w:bCs/>
-        </w:rPr>
-        <w:t>ự</w:t>
-      </w:r>
-      <w:r>
-        <w:rPr>
-          <w:b/>
-          <w:bCs/>
-        </w:rPr>
-        <w:t xml:space="preserve"> án đ</w:t>
-      </w:r>
-      <w:r>
-        <w:rPr>
-          <w:b/>
-          <w:bCs/>
-        </w:rPr>
-        <w:t>ộ</w:t>
-      </w:r>
-      <w:r>
-        <w:rPr>
-          <w:b/>
-          <w:bCs/>
-        </w:rPr>
-        <w:t>c l</w:t>
-      </w:r>
-      <w:r>
-        <w:rPr>
-          <w:b/>
-          <w:bCs/>
-        </w:rPr>
-        <w:t>ậ</w:t>
-      </w:r>
-      <w:r>
-        <w:rPr>
-          <w:b/>
-          <w:bCs/>
-        </w:rPr>
-        <w:t>p</w:t>
-      </w:r>
-      <w:r>
-        <w:t xml:space="preserve"> — trình bày tóm </w:t>
-      </w:r>
-      <w:r>
-        <w:t>t</w:t>
-      </w:r>
-      <w:r>
-        <w:t>ắ</w:t>
-      </w:r>
-      <w:r>
-        <w:t>t k</w:t>
-      </w:r>
-      <w:r>
-        <w:t>ế</w:t>
-      </w:r>
-      <w:r>
-        <w:t>t qu</w:t>
-      </w:r>
-      <w:r>
-        <w:t>ả</w:t>
-      </w:r>
-      <w:r>
-        <w:t xml:space="preserve"> bài báo #4 (JMST), áp d</w:t>
-      </w:r>
-      <w:r>
-        <w:t>ụ</w:t>
-      </w:r>
-      <w:r>
-        <w:t>ng MOSFOA cho m</w:t>
-      </w:r>
-      <w:r>
-        <w:t>ộ</w:t>
-      </w:r>
-      <w:r>
-        <w:t>t công trình b</w:t>
-      </w:r>
-      <w:r>
-        <w:t>ế</w:t>
-      </w:r>
-      <w:r>
-        <w:t>n b</w:t>
-      </w:r>
-      <w:r>
-        <w:t>ệ</w:t>
-      </w:r>
-      <w:r>
-        <w:t xml:space="preserve"> c</w:t>
-      </w:r>
-      <w:r>
-        <w:t>ọ</w:t>
-      </w:r>
-      <w:r>
-        <w:t>c cao thu</w:t>
-      </w:r>
-      <w:r>
-        <w:t>ộ</w:t>
-      </w:r>
-      <w:r>
-        <w:t xml:space="preserve">c </w:t>
-      </w:r>
-      <w:r>
-        <w:rPr>
-          <w:b/>
-          <w:bCs/>
-        </w:rPr>
-        <w:t>d</w:t>
-      </w:r>
-      <w:r>
-        <w:rPr>
-          <w:b/>
-          <w:bCs/>
-        </w:rPr>
-        <w:t>ự</w:t>
-      </w:r>
-      <w:r>
-        <w:rPr>
-          <w:b/>
-          <w:bCs/>
-        </w:rPr>
-        <w:t xml:space="preserve"> án khác H</w:t>
-      </w:r>
-      <w:r>
-        <w:rPr>
-          <w:b/>
-          <w:bCs/>
-        </w:rPr>
-        <w:t>ả</w:t>
-      </w:r>
-      <w:r>
-        <w:rPr>
-          <w:b/>
-          <w:bCs/>
-        </w:rPr>
-        <w:t>i Linh</w:t>
-      </w:r>
-      <w:r>
-        <w:t>. Vì d</w:t>
-      </w:r>
-      <w:r>
-        <w:t>ữ</w:t>
-      </w:r>
-      <w:r>
-        <w:t xml:space="preserve"> li</w:t>
-      </w:r>
-      <w:r>
-        <w:t>ệ</w:t>
-      </w:r>
-      <w:r>
-        <w:t>u đ</w:t>
-      </w:r>
-      <w:r>
-        <w:t>ộ</w:t>
-      </w:r>
-      <w:r>
-        <w:t>c l</w:t>
-      </w:r>
-      <w:r>
-        <w:t>ậ</w:t>
-      </w:r>
-      <w:r>
-        <w:t>p v</w:t>
-      </w:r>
-      <w:r>
-        <w:t>ớ</w:t>
-      </w:r>
-      <w:r>
-        <w:t>i BD/MD/MJP, m</w:t>
-      </w:r>
-      <w:r>
-        <w:t>ụ</w:t>
-      </w:r>
-      <w:r>
-        <w:t xml:space="preserve">c này là </w:t>
-      </w:r>
-      <w:r>
-        <w:rPr>
-          <w:b/>
-          <w:bCs/>
-        </w:rPr>
-        <w:t>b</w:t>
-      </w:r>
-      <w:r>
-        <w:rPr>
-          <w:b/>
-          <w:bCs/>
-        </w:rPr>
-        <w:t>ằ</w:t>
-      </w:r>
-      <w:r>
-        <w:rPr>
-          <w:b/>
-          <w:bCs/>
-        </w:rPr>
-        <w:t>ng ch</w:t>
-      </w:r>
-      <w:r>
-        <w:rPr>
-          <w:b/>
-          <w:bCs/>
-        </w:rPr>
-        <w:t>ứ</w:t>
-      </w:r>
-      <w:r>
-        <w:rPr>
-          <w:b/>
-          <w:bCs/>
-        </w:rPr>
-        <w:t>ng t</w:t>
-      </w:r>
-      <w:r>
-        <w:rPr>
-          <w:b/>
-          <w:bCs/>
-        </w:rPr>
-        <w:t>ổ</w:t>
-      </w:r>
-      <w:r>
-        <w:rPr>
-          <w:b/>
-          <w:bCs/>
-        </w:rPr>
-        <w:t>ng quát hóa chính th</w:t>
-      </w:r>
-      <w:r>
-        <w:rPr>
-          <w:b/>
-          <w:bCs/>
-        </w:rPr>
-        <w:t>ứ</w:t>
-      </w:r>
-      <w:r>
-        <w:rPr>
-          <w:b/>
-          <w:bCs/>
-        </w:rPr>
-        <w:t>c</w:t>
-      </w:r>
-      <w:r>
-        <w:t xml:space="preserve"> (không ch</w:t>
-      </w:r>
-      <w:r>
-        <w:t>ỉ</w:t>
-      </w:r>
-      <w:r>
-        <w:t xml:space="preserve"> th</w:t>
-      </w:r>
-      <w:r>
-        <w:t>ả</w:t>
-      </w:r>
-      <w:r>
-        <w:t>o lu</w:t>
-      </w:r>
-      <w:r>
-        <w:t>ậ</w:t>
-      </w:r>
-      <w:r>
-        <w:t>n), tăng s</w:t>
-      </w:r>
-      <w:r>
-        <w:t>ứ</w:t>
-      </w:r>
-      <w:r>
-        <w:t>c thuy</w:t>
-      </w:r>
-      <w:r>
-        <w:t>ế</w:t>
-      </w:r>
-      <w:r>
-        <w:t>t ph</w:t>
-      </w:r>
-      <w:r>
-        <w:t>ụ</w:t>
-      </w:r>
-      <w:r>
-        <w:t>c v</w:t>
-      </w:r>
-      <w:r>
-        <w:t>ề</w:t>
-      </w:r>
-      <w:r>
-        <w:t xml:space="preserve"> kh</w:t>
-      </w:r>
-      <w:r>
-        <w:t>ả</w:t>
-      </w:r>
-      <w:r>
-        <w:t xml:space="preserve"> năng áp d</w:t>
-      </w:r>
-      <w:r>
-        <w:t>ụ</w:t>
-      </w:r>
-      <w:r>
-        <w:t>ng r</w:t>
-      </w:r>
-      <w:r>
-        <w:t>ộ</w:t>
-      </w:r>
-      <w:r>
-        <w:t>ng</w:t>
-      </w:r>
-      <w:r>
-        <w:t xml:space="preserve"> c</w:t>
-      </w:r>
-      <w:r>
-        <w:t>ủ</w:t>
-      </w:r>
-      <w:r>
-        <w:t>a MOSFOA.</w:t>
+        <w:t>3.3.x (MỚI — giá trị gia tăng, dùng công bố #5) Kiểm chứng bổ sung trên dự án độc lập — trình bày tóm tắt kết quả bài báo #5 về cầu tàu container 100.000 DWT, áp dụng MOSFOA cho một công trình bến bệ cọc cao thuộc dự án khác Hải Linh. Vì dữ liệu độc lập với BD/MD/MJP, mục này là bằng chứng tổng quát hóa chính thức (không chỉ thảo luận), tăng sức thuyết phục về khả năng áp dụng rộng của MOSFOA.</w:t>
       </w:r>
     </w:p>
     <w:p>
@@ -6538,217 +5711,7 @@
         </w:numPr>
       </w:pPr>
       <w:r>
-        <w:rPr>
-          <w:b/>
-          <w:bCs/>
-        </w:rPr>
-        <w:t>3.9.x (M</w:t>
-      </w:r>
-      <w:r>
-        <w:rPr>
-          <w:b/>
-          <w:bCs/>
-        </w:rPr>
-        <w:t>Ớ</w:t>
-      </w:r>
-      <w:r>
-        <w:rPr>
-          <w:b/>
-          <w:bCs/>
-        </w:rPr>
-        <w:t>I) Th</w:t>
-      </w:r>
-      <w:r>
-        <w:rPr>
-          <w:b/>
-          <w:bCs/>
-        </w:rPr>
-        <w:t>ả</w:t>
-      </w:r>
-      <w:r>
-        <w:rPr>
-          <w:b/>
-          <w:bCs/>
-        </w:rPr>
-        <w:t>o lu</w:t>
-      </w:r>
-      <w:r>
-        <w:rPr>
-          <w:b/>
-          <w:bCs/>
-        </w:rPr>
-        <w:t>ậ</w:t>
-      </w:r>
-      <w:r>
-        <w:rPr>
-          <w:b/>
-          <w:bCs/>
-        </w:rPr>
-        <w:t>n t</w:t>
-      </w:r>
-      <w:r>
-        <w:rPr>
-          <w:b/>
-          <w:bCs/>
-        </w:rPr>
-        <w:t>ổ</w:t>
-      </w:r>
-      <w:r>
-        <w:rPr>
-          <w:b/>
-          <w:bCs/>
-        </w:rPr>
-        <w:t>ng quát hóa qua Track B</w:t>
-      </w:r>
-      <w:r>
-        <w:t xml:space="preserve"> — liên h</w:t>
-      </w:r>
-      <w:r>
-        <w:t>ệ</w:t>
-      </w:r>
-      <w:r>
-        <w:t xml:space="preserve"> ng</w:t>
-      </w:r>
-      <w:r>
-        <w:t>ắ</w:t>
-      </w:r>
-      <w:r>
-        <w:t>n g</w:t>
-      </w:r>
-      <w:r>
-        <w:t>ọ</w:t>
-      </w:r>
-      <w:r>
-        <w:t>n v</w:t>
-      </w:r>
-      <w:r>
-        <w:t>ớ</w:t>
-      </w:r>
-      <w:r>
-        <w:t>i các h</w:t>
-      </w:r>
-      <w:r>
-        <w:t>ạ</w:t>
-      </w:r>
-      <w:r>
-        <w:t>ng m</w:t>
-      </w:r>
-      <w:r>
-        <w:t>ụ</w:t>
-      </w:r>
-      <w:r>
-        <w:t>c k</w:t>
-      </w:r>
-      <w:r>
-        <w:t>ế</w:t>
-      </w:r>
-      <w:r>
-        <w:t>t c</w:t>
-      </w:r>
-      <w:r>
-        <w:t>ấ</w:t>
-      </w:r>
-      <w:r>
-        <w:t>u c</w:t>
-      </w:r>
-      <w:r>
-        <w:t>ả</w:t>
-      </w:r>
-      <w:r>
-        <w:t>ng khác (#1 dây neo phao, #2 tư</w:t>
-      </w:r>
-      <w:r>
-        <w:t>ờ</w:t>
-      </w:r>
-      <w:r>
-        <w:t>ng ch</w:t>
-      </w:r>
-      <w:r>
-        <w:t>ắ</w:t>
-      </w:r>
-      <w:r>
-        <w:t>n tr</w:t>
-      </w:r>
-      <w:r>
-        <w:t>ọ</w:t>
-      </w:r>
-      <w:r>
-        <w:t>ng l</w:t>
-      </w:r>
-      <w:r>
-        <w:t>ự</w:t>
-      </w:r>
-      <w:r>
-        <w:t xml:space="preserve">c, </w:t>
-      </w:r>
-      <w:r>
-        <w:t>#5 khung thép nhà đi</w:t>
-      </w:r>
-      <w:r>
-        <w:t>ề</w:t>
-      </w:r>
-      <w:r>
-        <w:t>u hành c</w:t>
-      </w:r>
-      <w:r>
-        <w:t>ả</w:t>
-      </w:r>
-      <w:r>
-        <w:t>ng) mà NCS đã t</w:t>
-      </w:r>
-      <w:r>
-        <w:t>ố</w:t>
-      </w:r>
-      <w:r>
-        <w:t xml:space="preserve">i ưu </w:t>
-      </w:r>
-      <w:r>
-        <w:t>ở</w:t>
-      </w:r>
-      <w:r>
-        <w:t xml:space="preserve"> các bài báo khác, l</w:t>
-      </w:r>
-      <w:r>
-        <w:t>ậ</w:t>
-      </w:r>
-      <w:r>
-        <w:t>p lu</w:t>
-      </w:r>
-      <w:r>
-        <w:t>ậ</w:t>
-      </w:r>
-      <w:r>
-        <w:t>n kh</w:t>
-      </w:r>
-      <w:r>
-        <w:t>ả</w:t>
-      </w:r>
-      <w:r>
-        <w:t xml:space="preserve"> năng m</w:t>
-      </w:r>
-      <w:r>
-        <w:t>ở</w:t>
-      </w:r>
-      <w:r>
-        <w:t xml:space="preserve"> r</w:t>
-      </w:r>
-      <w:r>
-        <w:t>ộ</w:t>
-      </w:r>
-      <w:r>
-        <w:t>ng phương pháp ngoài BD/MD/MJP — “future work” có b</w:t>
-      </w:r>
-      <w:r>
-        <w:t>ằ</w:t>
-      </w:r>
-      <w:r>
-        <w:t>ng ch</w:t>
-      </w:r>
-      <w:r>
-        <w:t>ứ</w:t>
-      </w:r>
-      <w:r>
-        <w:t>ng đi kèm.</w:t>
+        <w:t>3.9.x (MỚI) Thảo luận tổng quát hóa qua Track B — liên hệ ngắn gọn với các hạng mục kết cấu cảng khác (#1 dây neo phao, #3 tường chắn, #4 khung thép, #6-#7 hệ cọc cầu tàu) mà NCS đã tối ưu ở các bài báo khác, lập luận khả năng mở rộng phương pháp ngoài BD/MD/MJP — “future work” có bằng chứng đi kèm.</w:t>
       </w:r>
     </w:p>
     <w:p>
@@ -22705,88 +21668,7 @@
         </w:numPr>
       </w:pPr>
       <w:r>
-        <w:t>K</w:t>
-      </w:r>
-      <w:r>
-        <w:t>hông đ</w:t>
-      </w:r>
-      <w:r>
-        <w:t>ể</w:t>
-      </w:r>
-      <w:r>
-        <w:t xml:space="preserve"> m</w:t>
-      </w:r>
-      <w:r>
-        <w:t>ụ</w:t>
-      </w:r>
-      <w:r>
-        <w:t>c 3.3.x (bài #4, d</w:t>
-      </w:r>
-      <w:r>
-        <w:t>ự</w:t>
-      </w:r>
-      <w:r>
-        <w:t xml:space="preserve"> án đ</w:t>
-      </w:r>
-      <w:r>
-        <w:t>ộ</w:t>
-      </w:r>
-      <w:r>
-        <w:t>c l</w:t>
-      </w:r>
-      <w:r>
-        <w:t>ậ</w:t>
-      </w:r>
-      <w:r>
-        <w:t>p) và 3.9.x (Track B khác) l</w:t>
-      </w:r>
-      <w:r>
-        <w:t>ấ</w:t>
-      </w:r>
-      <w:r>
-        <w:t>n át 3 m</w:t>
-      </w:r>
-      <w:r>
-        <w:t>ụ</w:t>
-      </w:r>
-      <w:r>
-        <w:t>c k</w:t>
-      </w:r>
-      <w:r>
-        <w:t>ế</w:t>
-      </w:r>
-      <w:r>
-        <w:t>t qu</w:t>
-      </w:r>
-      <w:r>
-        <w:t>ả</w:t>
-      </w:r>
-      <w:r>
-        <w:t xml:space="preserve"> chính (3.1–3.3) — gi</w:t>
-      </w:r>
-      <w:r>
-        <w:t>ữ</w:t>
-      </w:r>
-      <w:r>
-        <w:t xml:space="preserve"> t</w:t>
-      </w:r>
-      <w:r>
-        <w:t>ỷ</w:t>
-      </w:r>
-      <w:r>
-        <w:t xml:space="preserve"> tr</w:t>
-      </w:r>
-      <w:r>
-        <w:t>ọ</w:t>
-      </w:r>
-      <w:r>
-        <w:t>ng h</w:t>
-      </w:r>
-      <w:r>
-        <w:t>ợ</w:t>
-      </w:r>
-      <w:r>
-        <w:t>p lý.</w:t>
+        <w:t>Không để mục 3.3.x (bài #5, case độc lập) và 3.9.x (Track B khác) lấn át 3 mục kết quả chính (3.1–3.3) — giữ tỷ trọng hợp lý.</w:t>
       </w:r>
     </w:p>
     <w:p>
@@ -22976,55 +21858,7 @@
         </w:numPr>
       </w:pPr>
       <w:r>
-        <w:t>Có m</w:t>
-      </w:r>
-      <w:r>
-        <w:t>ụ</w:t>
-      </w:r>
-      <w:r>
-        <w:t>c 3.3.x (ki</w:t>
-      </w:r>
-      <w:r>
-        <w:t>ể</w:t>
-      </w:r>
-      <w:r>
-        <w:t>m ch</w:t>
-      </w:r>
-      <w:r>
-        <w:t>ứ</w:t>
-      </w:r>
-      <w:r>
-        <w:t>ng d</w:t>
-      </w:r>
-      <w:r>
-        <w:t>ự</w:t>
-      </w:r>
-      <w:r>
-        <w:t xml:space="preserve"> án đ</w:t>
-      </w:r>
-      <w:r>
-        <w:t>ộ</w:t>
-      </w:r>
-      <w:r>
-        <w:t>c l</w:t>
-      </w:r>
-      <w:r>
-        <w:t>ậ</w:t>
-      </w:r>
-      <w:r>
-        <w:t>p, bài #4) và 3.9.x (th</w:t>
-      </w:r>
-      <w:r>
-        <w:t>ả</w:t>
-      </w:r>
-      <w:r>
-        <w:t>o lu</w:t>
-      </w:r>
-      <w:r>
-        <w:t>ậ</w:t>
-      </w:r>
-      <w:r>
-        <w:t>n Track B #1/#2/#5).</w:t>
+        <w:t>Có mục 3.3.x (kiểm chứng case độc lập, bài #5) và 3.9.x (thảo luận các công bố #1/#3/#4/#6/#7).</w:t>
       </w:r>
     </w:p>
     <w:p>

--- a/Thesis/DeCuong_ChiTiet_ChuyenDe3.docx
+++ b/Thesis/DeCuong_ChiTiet_ChuyenDe3.docx
@@ -632,32 +632,26 @@
           <w:b/>
           <w:bCs/>
         </w:rPr>
-        <w:t xml:space="preserve">Mở rộng phạm vi (giá trị gia tăng lớn nhất của CĐ3)</w:t>
-      </w:r>
-      <w:r>
-        <w:t xml:space="preserve">: mục 3.3.x —</w:t>
-      </w:r>
-      <w:r>
-        <w:t xml:space="preserve"> </w:t>
-      </w:r>
-      <w:r>
-        <w:t xml:space="preserve">kiểm chứng bổ sung trên</w:t>
-      </w:r>
-      <w:r>
-        <w:t xml:space="preserve"> </w:t>
+        <w:t xml:space="preserve">Mở rộng phạm vi (giá trị gia tăng lớn nhất của CĐ3, nhưng KHÔNG</w:t>
       </w:r>
       <w:r>
         <w:rPr>
           <w:b/>
           <w:bCs/>
         </w:rPr>
-        <w:t xml:space="preserve">hệ cọc cầu tàu container 100.000 DWT độc lập</w:t>
+        <w:t xml:space="preserve"> </w:t>
       </w:r>
       <w:r>
         <w:rPr>
           <w:b/>
           <w:bCs/>
         </w:rPr>
+        <w:t xml:space="preserve">khóa cứng ngay từ bây giờ)</w:t>
+      </w:r>
+      <w:r>
+        <w:t xml:space="preserve">: mục 3.3.x — kiểm chứng bổ sung trên</w:t>
+      </w:r>
+      <w:r>
         <w:t xml:space="preserve"> </w:t>
       </w:r>
       <w:r>
@@ -665,13 +659,19 @@
           <w:b/>
           <w:bCs/>
         </w:rPr>
-        <w:t xml:space="preserve">với Hải Linh</w:t>
-      </w:r>
-      <w:r>
-        <w:t xml:space="preserve"> </w:t>
-      </w:r>
-      <w:r>
-        <w:t xml:space="preserve">(từ công bố #5) — đây là bằng chứng tổng quát hóa</w:t>
+        <w:t xml:space="preserve">hệ cọc cầu tàu container 100.000 DWT độc lập với Hải Linh</w:t>
+      </w:r>
+      <w:r>
+        <w:t xml:space="preserve"> </w:t>
+      </w:r>
+      <w:r>
+        <w:t xml:space="preserve">(từ</w:t>
+      </w:r>
+      <w:r>
+        <w:t xml:space="preserve"> </w:t>
+      </w:r>
+      <w:r>
+        <w:t xml:space="preserve">công bố #5). #5 hiện</w:t>
       </w:r>
       <w:r>
         <w:t xml:space="preserve"> </w:t>
@@ -681,32 +681,53 @@
           <w:b/>
           <w:bCs/>
         </w:rPr>
-        <w:t xml:space="preserve">chính thức về mặt phương pháp</w:t>
-      </w:r>
-      <w:r>
-        <w:t xml:space="preserve"> </w:t>
-      </w:r>
-      <w:r>
-        <w:t xml:space="preserve">(không chỉ thảo luận), không có</w:t>
-      </w:r>
-      <w:r>
-        <w:t xml:space="preserve"> </w:t>
-      </w:r>
-      <w:r>
-        <w:t xml:space="preserve">trong bài báo Q3.</w:t>
-      </w:r>
-      <w:r>
-        <w:t xml:space="preserve"> </w:t>
-      </w:r>
+        <w:t xml:space="preserve">đang triển khai</w:t>
+      </w:r>
+      <w:r>
+        <w:t xml:space="preserve"> </w:t>
+      </w:r>
+      <w:r>
+        <w:t xml:space="preserve">(chưa nộp) theo</w:t>
+      </w:r>
+      <w:r>
+        <w:t xml:space="preserve"> </w:t>
+      </w:r>
+      <w:r>
+        <w:rPr>
+          <w:rStyle w:val="VerbatimChar"/>
+        </w:rPr>
+        <w:t xml:space="preserve">Danh_muc_cong_bo_khoa_hoc_7_bai.md</w:t>
+      </w:r>
+      <w:r>
+        <w:t xml:space="preserve">. Quy tắc áp dụng:</w:t>
+      </w:r>
+    </w:p>
+    <w:p>
+      <w:pPr>
+        <w:pStyle w:val="Compact"/>
+        <w:numPr>
+          <w:ilvl w:val="1"/>
+          <w:numId w:val="1002"/>
+        </w:numPr>
+      </w:pPr>
       <w:r>
         <w:rPr>
           <w:b/>
           <w:bCs/>
         </w:rPr>
-        <w:t xml:space="preserve">Lưu ý trạng thái</w:t>
-      </w:r>
-      <w:r>
-        <w:t xml:space="preserve">: #5 hiện</w:t>
+        <w:t xml:space="preserve">Nếu dữ liệu bài #5 đầy đủ</w:t>
+      </w:r>
+      <w:r>
+        <w:t xml:space="preserve"> </w:t>
+      </w:r>
+      <w:r>
+        <w:t xml:space="preserve">khi hoàn thành → nâng mục 3.3.x thành</w:t>
+      </w:r>
+      <w:r>
+        <w:t xml:space="preserve"> </w:t>
+      </w:r>
+      <w:r>
+        <w:t xml:space="preserve">kết quả kiểm chứng bổ sung</w:t>
       </w:r>
       <w:r>
         <w:t xml:space="preserve"> </w:t>
@@ -716,40 +737,59 @@
           <w:b/>
           <w:bCs/>
         </w:rPr>
-        <w:t xml:space="preserve">đang triển khai</w:t>
-      </w:r>
-      <w:r>
-        <w:t xml:space="preserve"> </w:t>
-      </w:r>
-      <w:r>
-        <w:t xml:space="preserve">(chưa nộp) theo</w:t>
-      </w:r>
-      <w:r>
-        <w:t xml:space="preserve"> </w:t>
-      </w:r>
-      <w:r>
-        <w:rPr>
-          <w:rStyle w:val="VerbatimChar"/>
-        </w:rPr>
-        <w:t xml:space="preserve">Danh_muc_cong_bo_khoa_hoc_7_bai.md</w:t>
-      </w:r>
-      <w:r>
-        <w:t xml:space="preserve"> </w:t>
-      </w:r>
-      <w:r>
-        <w:t xml:space="preserve">— viết mục 3.3.x</w:t>
-      </w:r>
-      <w:r>
-        <w:t xml:space="preserve"> </w:t>
-      </w:r>
-      <w:r>
-        <w:t xml:space="preserve">ở thì phù hợp với trạng thái này, không nêu như một công bố đã hoàn</w:t>
-      </w:r>
-      <w:r>
-        <w:t xml:space="preserve"> </w:t>
-      </w:r>
-      <w:r>
-        <w:t xml:space="preserve">tất, cho đến khi có xác nhận nộp/chấp nhận.</w:t>
+        <w:t xml:space="preserve">chính thức</w:t>
+      </w:r>
+      <w:r>
+        <w:t xml:space="preserve"> </w:t>
+      </w:r>
+      <w:r>
+        <w:t xml:space="preserve">(bằng chứng tổng quát hóa</w:t>
+      </w:r>
+      <w:r>
+        <w:t xml:space="preserve"> </w:t>
+      </w:r>
+      <w:r>
+        <w:t xml:space="preserve">thực sự, không chỉ thảo luận).</w:t>
+      </w:r>
+    </w:p>
+    <w:p>
+      <w:pPr>
+        <w:pStyle w:val="Compact"/>
+        <w:numPr>
+          <w:ilvl w:val="1"/>
+          <w:numId w:val="1002"/>
+        </w:numPr>
+      </w:pPr>
+      <w:r>
+        <w:rPr>
+          <w:b/>
+          <w:bCs/>
+        </w:rPr>
+        <w:t xml:space="preserve">Nếu dữ liệu chưa đầy đủ</w:t>
+      </w:r>
+      <w:r>
+        <w:t xml:space="preserve"> </w:t>
+      </w:r>
+      <w:r>
+        <w:t xml:space="preserve">→ chỉ dùng ở mức thảo luận/bằng chứng</w:t>
+      </w:r>
+      <w:r>
+        <w:t xml:space="preserve"> </w:t>
+      </w:r>
+      <w:r>
+        <w:t xml:space="preserve">hỗ trợ (như một mục trong 3.9.x), không trình bày như kết quả chính</w:t>
+      </w:r>
+      <w:r>
+        <w:t xml:space="preserve"> </w:t>
+      </w:r>
+      <w:r>
+        <w:t xml:space="preserve">thức.</w:t>
+      </w:r>
+      <w:r>
+        <w:t xml:space="preserve"> </w:t>
+      </w:r>
+      <w:r>
+        <w:t xml:space="preserve">Không để tiến độ bài #5 trở thành nút thắt của CĐ3.</w:t>
       </w:r>
     </w:p>
     <w:p>
@@ -808,7 +848,7 @@
         <w:pStyle w:val="Compact"/>
         <w:numPr>
           <w:ilvl w:val="0"/>
-          <w:numId w:val="1002"/>
+          <w:numId w:val="1003"/>
         </w:numPr>
       </w:pPr>
       <w:r>
@@ -817,188 +857,6 @@
           <w:bCs/>
         </w:rPr>
         <w:t xml:space="preserve">1.1. Mở đầu</w:t>
-      </w:r>
-    </w:p>
-    <w:p>
-      <w:pPr>
-        <w:pStyle w:val="Compact"/>
-        <w:numPr>
-          <w:ilvl w:val="0"/>
-          <w:numId w:val="1002"/>
-        </w:numPr>
-      </w:pPr>
-      <w:r>
-        <w:rPr>
-          <w:b/>
-          <w:bCs/>
-        </w:rPr>
-        <w:t xml:space="preserve">1.2. Đối tượng nghiên cứu</w:t>
-      </w:r>
-      <w:r>
-        <w:t xml:space="preserve">: 1.2.1 Berthing Dolphin (BD); 1.2.2</w:t>
-      </w:r>
-      <w:r>
-        <w:t xml:space="preserve"> </w:t>
-      </w:r>
-      <w:r>
-        <w:t xml:space="preserve">Mooring Dolphin (MD); 1.2.3 Main Jetty Platform (MJP) — mô tả kết cấu</w:t>
-      </w:r>
-      <w:r>
-        <w:t xml:space="preserve"> </w:t>
-      </w:r>
-      <w:r>
-        <w:t xml:space="preserve">ở mục 5.1 dưới</w:t>
-      </w:r>
-    </w:p>
-    <w:p>
-      <w:pPr>
-        <w:pStyle w:val="Compact"/>
-        <w:numPr>
-          <w:ilvl w:val="0"/>
-          <w:numId w:val="1002"/>
-        </w:numPr>
-      </w:pPr>
-      <w:r>
-        <w:rPr>
-          <w:b/>
-          <w:bCs/>
-        </w:rPr>
-        <w:t xml:space="preserve">1.3. Mô hình kết cấu</w:t>
-      </w:r>
-      <w:r>
-        <w:t xml:space="preserve">: geometry, material, pile system, cap/deck</w:t>
-      </w:r>
-      <w:r>
-        <w:t xml:space="preserve"> </w:t>
-      </w:r>
-      <w:r>
-        <w:t xml:space="preserve">system, soil representation (mục 5.2, 5.4 dưới)</w:t>
-      </w:r>
-    </w:p>
-    <w:p>
-      <w:pPr>
-        <w:pStyle w:val="Compact"/>
-        <w:numPr>
-          <w:ilvl w:val="0"/>
-          <w:numId w:val="1002"/>
-        </w:numPr>
-      </w:pPr>
-      <w:r>
-        <w:rPr>
-          <w:b/>
-          <w:bCs/>
-        </w:rPr>
-        <w:t xml:space="preserve">1.4. Tải trọng và tổ hợp tải trọng</w:t>
-      </w:r>
-      <w:r>
-        <w:t xml:space="preserve">: DL, BL, ML, LL, load</w:t>
-      </w:r>
-      <w:r>
-        <w:t xml:space="preserve"> </w:t>
-      </w:r>
-      <w:r>
-        <w:t xml:space="preserve">combinations (Bảng 6, 8 — mục 5.3 dưới)</w:t>
-      </w:r>
-    </w:p>
-    <w:p>
-      <w:pPr>
-        <w:pStyle w:val="Compact"/>
-        <w:numPr>
-          <w:ilvl w:val="0"/>
-          <w:numId w:val="1002"/>
-        </w:numPr>
-      </w:pPr>
-      <w:r>
-        <w:rPr>
-          <w:b/>
-          <w:bCs/>
-        </w:rPr>
-        <w:t xml:space="preserve">1.5. Biến thiết kế</w:t>
-      </w:r>
-      <w:r>
-        <w:t xml:space="preserve">: pile diameter, wall thickness, rake, length,</w:t>
-      </w:r>
-      <w:r>
-        <w:t xml:space="preserve"> </w:t>
-      </w:r>
-      <w:r>
-        <w:t xml:space="preserve">MJP beam variables (Bảng 7 — mục 6.1 dưới)</w:t>
-      </w:r>
-    </w:p>
-    <w:p>
-      <w:pPr>
-        <w:pStyle w:val="Compact"/>
-        <w:numPr>
-          <w:ilvl w:val="0"/>
-          <w:numId w:val="1002"/>
-        </w:numPr>
-      </w:pPr>
-      <w:r>
-        <w:rPr>
-          <w:b/>
-          <w:bCs/>
-        </w:rPr>
-        <w:t xml:space="preserve">1.6. Hàm mục tiêu</w:t>
-      </w:r>
-      <w:r>
-        <w:t xml:space="preserve">: construction cost, maximum displacement, Pareto</w:t>
-      </w:r>
-      <w:r>
-        <w:t xml:space="preserve"> </w:t>
-      </w:r>
-      <w:r>
-        <w:t xml:space="preserve">formulation (Eqs. 14–15 — mục 6.2 dưới)</w:t>
-      </w:r>
-    </w:p>
-    <w:p>
-      <w:pPr>
-        <w:pStyle w:val="Compact"/>
-        <w:numPr>
-          <w:ilvl w:val="0"/>
-          <w:numId w:val="1002"/>
-        </w:numPr>
-      </w:pPr>
-      <w:r>
-        <w:rPr>
-          <w:b/>
-          <w:bCs/>
-        </w:rPr>
-        <w:t xml:space="preserve">1.7. Ràng buộc</w:t>
-      </w:r>
-      <w:r>
-        <w:t xml:space="preserve">: geometric, structural strength, pile compression,</w:t>
-      </w:r>
-      <w:r>
-        <w:t xml:space="preserve"> </w:t>
-      </w:r>
-      <w:r>
-        <w:t xml:space="preserve">uplift, bending, geotechnical, feasibility (Eqs. 16–23 — mục 6.3 dưới)</w:t>
-      </w:r>
-    </w:p>
-    <w:p>
-      <w:pPr>
-        <w:pStyle w:val="Compact"/>
-        <w:numPr>
-          <w:ilvl w:val="0"/>
-          <w:numId w:val="1002"/>
-        </w:numPr>
-      </w:pPr>
-      <w:r>
-        <w:rPr>
-          <w:b/>
-          <w:bCs/>
-        </w:rPr>
-        <w:t xml:space="preserve">1.8. Kết luận Chương 1</w:t>
-      </w:r>
-    </w:p>
-    <w:bookmarkEnd w:id="13"/>
-    <w:bookmarkStart w:id="14" w:name="X55a5c9f4feba74f4a3be0a897e74b624a38c426"/>
-    <w:p>
-      <w:pPr>
-        <w:pStyle w:val="Heading3"/>
-      </w:pPr>
-      <w:r>
-        <w:t xml:space="preserve">CHƯƠNG 2 — TÍCH HỢP MOSFOA–MATLAB–SAP2000 VÀ THỰC NGHIỆM</w:t>
       </w:r>
     </w:p>
     <w:p>
@@ -1014,22 +872,22 @@
           <w:b/>
           <w:bCs/>
         </w:rPr>
-        <w:t xml:space="preserve">2.1. Kiến trúc hệ thống</w:t>
-      </w:r>
-      <w:r>
-        <w:t xml:space="preserve">: vòng lặp MOSFOA → design variables →</w:t>
-      </w:r>
-      <w:r>
-        <w:t xml:space="preserve"> </w:t>
-      </w:r>
-      <w:r>
-        <w:t xml:space="preserve">MATLAB → SAP2000 → structural response → constraint evaluation →</w:t>
-      </w:r>
-      <w:r>
-        <w:t xml:space="preserve"> </w:t>
-      </w:r>
-      <w:r>
-        <w:t xml:space="preserve">objectives → Pareto archive → MOSFOA</w:t>
+        <w:t xml:space="preserve">1.2. Đối tượng nghiên cứu</w:t>
+      </w:r>
+      <w:r>
+        <w:t xml:space="preserve">: 1.2.1 Berthing Dolphin (BD); 1.2.2</w:t>
+      </w:r>
+      <w:r>
+        <w:t xml:space="preserve"> </w:t>
+      </w:r>
+      <w:r>
+        <w:t xml:space="preserve">Mooring Dolphin (MD); 1.2.3 Main Jetty Platform (MJP) — mô tả kết cấu</w:t>
+      </w:r>
+      <w:r>
+        <w:t xml:space="preserve"> </w:t>
+      </w:r>
+      <w:r>
+        <w:t xml:space="preserve">ở mục 5.1 dưới</w:t>
       </w:r>
     </w:p>
     <w:p>
@@ -1045,10 +903,16 @@
           <w:b/>
           <w:bCs/>
         </w:rPr>
-        <w:t xml:space="preserve">2.2. Mô hình FEM</w:t>
-      </w:r>
-      <w:r>
-        <w:t xml:space="preserve">: BD model, MD model, MJP model (mục 5.1 dưới)</w:t>
+        <w:t xml:space="preserve">1.3. Mô hình kết cấu</w:t>
+      </w:r>
+      <w:r>
+        <w:t xml:space="preserve">: geometry, material, pile system, cap/deck</w:t>
+      </w:r>
+      <w:r>
+        <w:t xml:space="preserve"> </w:t>
+      </w:r>
+      <w:r>
+        <w:t xml:space="preserve">system, soil representation (mục 5.2, 5.4 dưới)</w:t>
       </w:r>
     </w:p>
     <w:p>
@@ -1064,16 +928,16 @@
           <w:b/>
           <w:bCs/>
         </w:rPr>
-        <w:t xml:space="preserve">2.3. Mô hình địa kỹ thuật</w:t>
-      </w:r>
-      <w:r>
-        <w:t xml:space="preserve">: soil layers, axial/uplift capacity,</w:t>
-      </w:r>
-      <w:r>
-        <w:t xml:space="preserve"> </w:t>
-      </w:r>
-      <w:r>
-        <w:t xml:space="preserve">lateral restraint, equivalent support model (Bảng 9, mục 6.4 dưới)</w:t>
+        <w:t xml:space="preserve">1.4. Tải trọng và tổ hợp tải trọng</w:t>
+      </w:r>
+      <w:r>
+        <w:t xml:space="preserve">: DL, BL, ML, LL, load</w:t>
+      </w:r>
+      <w:r>
+        <w:t xml:space="preserve"> </w:t>
+      </w:r>
+      <w:r>
+        <w:t xml:space="preserve">combinations (Bảng 6, 8 — mục 5.3 dưới)</w:t>
       </w:r>
     </w:p>
     <w:p>
@@ -1089,22 +953,16 @@
           <w:b/>
           <w:bCs/>
         </w:rPr>
-        <w:t xml:space="preserve">2.4. Constraint handling</w:t>
-      </w:r>
-      <w:r>
-        <w:t xml:space="preserve">: pre-analysis hard constraints, SAP2000</w:t>
-      </w:r>
-      <w:r>
-        <w:t xml:space="preserve"> </w:t>
-      </w:r>
-      <w:r>
-        <w:t xml:space="preserve">analysis, resistance checks, penalty, final feasibility audit (mục</w:t>
-      </w:r>
-      <w:r>
-        <w:t xml:space="preserve"> </w:t>
-      </w:r>
-      <w:r>
-        <w:t xml:space="preserve">6.3 dưới)</w:t>
+        <w:t xml:space="preserve">1.5. Biến thiết kế</w:t>
+      </w:r>
+      <w:r>
+        <w:t xml:space="preserve">: pile diameter, wall thickness, rake, length,</w:t>
+      </w:r>
+      <w:r>
+        <w:t xml:space="preserve"> </w:t>
+      </w:r>
+      <w:r>
+        <w:t xml:space="preserve">MJP beam variables (Bảng 7 — mục 6.1 dưới)</w:t>
       </w:r>
     </w:p>
     <w:p>
@@ -1113,6 +971,188 @@
         <w:numPr>
           <w:ilvl w:val="0"/>
           <w:numId w:val="1003"/>
+        </w:numPr>
+      </w:pPr>
+      <w:r>
+        <w:rPr>
+          <w:b/>
+          <w:bCs/>
+        </w:rPr>
+        <w:t xml:space="preserve">1.6. Hàm mục tiêu</w:t>
+      </w:r>
+      <w:r>
+        <w:t xml:space="preserve">: construction cost, maximum displacement, Pareto</w:t>
+      </w:r>
+      <w:r>
+        <w:t xml:space="preserve"> </w:t>
+      </w:r>
+      <w:r>
+        <w:t xml:space="preserve">formulation (Eqs. 14–15 — mục 6.2 dưới)</w:t>
+      </w:r>
+    </w:p>
+    <w:p>
+      <w:pPr>
+        <w:pStyle w:val="Compact"/>
+        <w:numPr>
+          <w:ilvl w:val="0"/>
+          <w:numId w:val="1003"/>
+        </w:numPr>
+      </w:pPr>
+      <w:r>
+        <w:rPr>
+          <w:b/>
+          <w:bCs/>
+        </w:rPr>
+        <w:t xml:space="preserve">1.7. Ràng buộc</w:t>
+      </w:r>
+      <w:r>
+        <w:t xml:space="preserve">: geometric, structural strength, pile compression,</w:t>
+      </w:r>
+      <w:r>
+        <w:t xml:space="preserve"> </w:t>
+      </w:r>
+      <w:r>
+        <w:t xml:space="preserve">uplift, bending, geotechnical, feasibility (Eqs. 16–23 — mục 6.3 dưới)</w:t>
+      </w:r>
+    </w:p>
+    <w:p>
+      <w:pPr>
+        <w:pStyle w:val="Compact"/>
+        <w:numPr>
+          <w:ilvl w:val="0"/>
+          <w:numId w:val="1003"/>
+        </w:numPr>
+      </w:pPr>
+      <w:r>
+        <w:rPr>
+          <w:b/>
+          <w:bCs/>
+        </w:rPr>
+        <w:t xml:space="preserve">1.8. Kết luận Chương 1</w:t>
+      </w:r>
+    </w:p>
+    <w:bookmarkEnd w:id="13"/>
+    <w:bookmarkStart w:id="14" w:name="X55a5c9f4feba74f4a3be0a897e74b624a38c426"/>
+    <w:p>
+      <w:pPr>
+        <w:pStyle w:val="Heading3"/>
+      </w:pPr>
+      <w:r>
+        <w:t xml:space="preserve">CHƯƠNG 2 — TÍCH HỢP MOSFOA–MATLAB–SAP2000 VÀ THỰC NGHIỆM</w:t>
+      </w:r>
+    </w:p>
+    <w:p>
+      <w:pPr>
+        <w:pStyle w:val="Compact"/>
+        <w:numPr>
+          <w:ilvl w:val="0"/>
+          <w:numId w:val="1004"/>
+        </w:numPr>
+      </w:pPr>
+      <w:r>
+        <w:rPr>
+          <w:b/>
+          <w:bCs/>
+        </w:rPr>
+        <w:t xml:space="preserve">2.1. Kiến trúc hệ thống</w:t>
+      </w:r>
+      <w:r>
+        <w:t xml:space="preserve">: vòng lặp MOSFOA → design variables →</w:t>
+      </w:r>
+      <w:r>
+        <w:t xml:space="preserve"> </w:t>
+      </w:r>
+      <w:r>
+        <w:t xml:space="preserve">MATLAB → SAP2000 → structural response → constraint evaluation →</w:t>
+      </w:r>
+      <w:r>
+        <w:t xml:space="preserve"> </w:t>
+      </w:r>
+      <w:r>
+        <w:t xml:space="preserve">objectives → Pareto archive → MOSFOA</w:t>
+      </w:r>
+    </w:p>
+    <w:p>
+      <w:pPr>
+        <w:pStyle w:val="Compact"/>
+        <w:numPr>
+          <w:ilvl w:val="0"/>
+          <w:numId w:val="1004"/>
+        </w:numPr>
+      </w:pPr>
+      <w:r>
+        <w:rPr>
+          <w:b/>
+          <w:bCs/>
+        </w:rPr>
+        <w:t xml:space="preserve">2.2. Mô hình FEM</w:t>
+      </w:r>
+      <w:r>
+        <w:t xml:space="preserve">: BD model, MD model, MJP model (mục 5.1 dưới)</w:t>
+      </w:r>
+    </w:p>
+    <w:p>
+      <w:pPr>
+        <w:pStyle w:val="Compact"/>
+        <w:numPr>
+          <w:ilvl w:val="0"/>
+          <w:numId w:val="1004"/>
+        </w:numPr>
+      </w:pPr>
+      <w:r>
+        <w:rPr>
+          <w:b/>
+          <w:bCs/>
+        </w:rPr>
+        <w:t xml:space="preserve">2.3. Mô hình địa kỹ thuật</w:t>
+      </w:r>
+      <w:r>
+        <w:t xml:space="preserve">: soil layers, axial/uplift capacity,</w:t>
+      </w:r>
+      <w:r>
+        <w:t xml:space="preserve"> </w:t>
+      </w:r>
+      <w:r>
+        <w:t xml:space="preserve">lateral restraint, equivalent support model (Bảng 9, mục 6.4 dưới)</w:t>
+      </w:r>
+    </w:p>
+    <w:p>
+      <w:pPr>
+        <w:pStyle w:val="Compact"/>
+        <w:numPr>
+          <w:ilvl w:val="0"/>
+          <w:numId w:val="1004"/>
+        </w:numPr>
+      </w:pPr>
+      <w:r>
+        <w:rPr>
+          <w:b/>
+          <w:bCs/>
+        </w:rPr>
+        <w:t xml:space="preserve">2.4. Constraint handling</w:t>
+      </w:r>
+      <w:r>
+        <w:t xml:space="preserve">: pre-analysis hard constraints, SAP2000</w:t>
+      </w:r>
+      <w:r>
+        <w:t xml:space="preserve"> </w:t>
+      </w:r>
+      <w:r>
+        <w:t xml:space="preserve">analysis, resistance checks, penalty, final feasibility audit (mục</w:t>
+      </w:r>
+      <w:r>
+        <w:t xml:space="preserve"> </w:t>
+      </w:r>
+      <w:r>
+        <w:t xml:space="preserve">6.3 dưới)</w:t>
+      </w:r>
+    </w:p>
+    <w:p>
+      <w:pPr>
+        <w:pStyle w:val="Compact"/>
+        <w:numPr>
+          <w:ilvl w:val="0"/>
+          <w:numId w:val="1004"/>
         </w:numPr>
       </w:pPr>
       <w:r>
@@ -1184,7 +1224,7 @@
         <w:pStyle w:val="Compact"/>
         <w:numPr>
           <w:ilvl w:val="0"/>
-          <w:numId w:val="1003"/>
+          <w:numId w:val="1004"/>
         </w:numPr>
       </w:pPr>
       <w:r>
@@ -1202,57 +1242,6 @@
       </w:r>
       <w:r>
         <w:t xml:space="preserve">MD×B-MOSFOA, MD×E-MOSFOA, MJP×B-MOSFOA, MJP×E-MOSFOA</w:t>
-      </w:r>
-    </w:p>
-    <w:p>
-      <w:pPr>
-        <w:pStyle w:val="Compact"/>
-        <w:numPr>
-          <w:ilvl w:val="0"/>
-          <w:numId w:val="1003"/>
-        </w:numPr>
-      </w:pPr>
-      <w:r>
-        <w:rPr>
-          <w:b/>
-          <w:bCs/>
-        </w:rPr>
-        <w:t xml:space="preserve">2.7. Kiểm chứng quy trình</w:t>
-      </w:r>
-      <w:r>
-        <w:t xml:space="preserve">: model/load/constraint consistency,</w:t>
-      </w:r>
-      <w:r>
-        <w:t xml:space="preserve"> </w:t>
-      </w:r>
-      <w:r>
-        <w:t xml:space="preserve">reanalysis selected Pareto solutions</w:t>
-      </w:r>
-    </w:p>
-    <w:p>
-      <w:pPr>
-        <w:pStyle w:val="Compact"/>
-        <w:numPr>
-          <w:ilvl w:val="0"/>
-          <w:numId w:val="1003"/>
-        </w:numPr>
-      </w:pPr>
-      <w:r>
-        <w:rPr>
-          <w:b/>
-          <w:bCs/>
-        </w:rPr>
-        <w:t xml:space="preserve">2.8. Kết luận Chương 2</w:t>
-      </w:r>
-    </w:p>
-    <w:bookmarkEnd w:id="14"/>
-    <w:bookmarkStart w:id="15" w:name="X1f18542e2b8afbc9f8e155e5fc009e5047adc67"/>
-    <w:p>
-      <w:pPr>
-        <w:pStyle w:val="Heading3"/>
-      </w:pPr>
-      <w:r>
-        <w:t xml:space="preserve">CHƯƠNG 3 — KẾT QUẢ TỐI ƯU VÀ Ý NGHĨA KỸ THUẬT</w:t>
       </w:r>
     </w:p>
     <w:p>
@@ -1268,13 +1257,16 @@
           <w:b/>
           <w:bCs/>
         </w:rPr>
-        <w:t xml:space="preserve">3.1. Kết quả BD</w:t>
-      </w:r>
-      <w:r>
-        <w:t xml:space="preserve"> </w:t>
-      </w:r>
-      <w:r>
-        <w:t xml:space="preserve">(Bảng 10, mục 7.1 dưới)</w:t>
+        <w:t xml:space="preserve">2.7. Kiểm chứng quy trình</w:t>
+      </w:r>
+      <w:r>
+        <w:t xml:space="preserve">: model/load/constraint consistency,</w:t>
+      </w:r>
+      <w:r>
+        <w:t xml:space="preserve"> </w:t>
+      </w:r>
+      <w:r>
+        <w:t xml:space="preserve">reanalysis selected Pareto solutions</w:t>
       </w:r>
     </w:p>
     <w:p>
@@ -1290,13 +1282,17 @@
           <w:b/>
           <w:bCs/>
         </w:rPr>
-        <w:t xml:space="preserve">3.2. Kết quả MD</w:t>
-      </w:r>
-      <w:r>
-        <w:t xml:space="preserve"> </w:t>
-      </w:r>
-      <w:r>
-        <w:t xml:space="preserve">(Bảng 11, mục 7.2 dưới)</w:t>
+        <w:t xml:space="preserve">2.8. Kết luận Chương 2</w:t>
+      </w:r>
+    </w:p>
+    <w:bookmarkEnd w:id="14"/>
+    <w:bookmarkStart w:id="15" w:name="X1f18542e2b8afbc9f8e155e5fc009e5047adc67"/>
+    <w:p>
+      <w:pPr>
+        <w:pStyle w:val="Heading3"/>
+      </w:pPr>
+      <w:r>
+        <w:t xml:space="preserve">CHƯƠNG 3 — KẾT QUẢ TỐI ƯU VÀ Ý NGHĨA KỸ THUẬT</w:t>
       </w:r>
     </w:p>
     <w:p>
@@ -1304,7 +1300,7 @@
         <w:pStyle w:val="Compact"/>
         <w:numPr>
           <w:ilvl w:val="0"/>
-          <w:numId w:val="1004"/>
+          <w:numId w:val="1005"/>
         </w:numPr>
       </w:pPr>
       <w:r>
@@ -1312,13 +1308,13 @@
           <w:b/>
           <w:bCs/>
         </w:rPr>
-        <w:t xml:space="preserve">3.3. Kết quả MJP</w:t>
-      </w:r>
-      <w:r>
-        <w:t xml:space="preserve"> </w:t>
-      </w:r>
-      <w:r>
-        <w:t xml:space="preserve">(Bảng 12, mục 7.3 dưới)</w:t>
+        <w:t xml:space="preserve">3.1. Kết quả BD</w:t>
+      </w:r>
+      <w:r>
+        <w:t xml:space="preserve"> </w:t>
+      </w:r>
+      <w:r>
+        <w:t xml:space="preserve">(Bảng 10, mục 7.1 dưới)</w:t>
       </w:r>
     </w:p>
     <w:p>
@@ -1326,7 +1322,7 @@
         <w:pStyle w:val="Compact"/>
         <w:numPr>
           <w:ilvl w:val="0"/>
-          <w:numId w:val="1004"/>
+          <w:numId w:val="1005"/>
         </w:numPr>
       </w:pPr>
       <w:r>
@@ -1334,75 +1330,13 @@
           <w:b/>
           <w:bCs/>
         </w:rPr>
-        <w:t xml:space="preserve">3.3.x (MỚI — giá trị gia tăng, dùng công bố #5) Kiểm chứng</w:t>
-      </w:r>
-      <w:r>
-        <w:rPr>
-          <w:b/>
-          <w:bCs/>
-        </w:rPr>
-        <w:t xml:space="preserve"> </w:t>
-      </w:r>
-      <w:r>
-        <w:rPr>
-          <w:b/>
-          <w:bCs/>
-        </w:rPr>
-        <w:t xml:space="preserve">bổ sung trên case độc lập</w:t>
-      </w:r>
-      <w:r>
-        <w:t xml:space="preserve"> </w:t>
-      </w:r>
-      <w:r>
-        <w:t xml:space="preserve">— trình bày tóm tắt kết quả bài báo #5</w:t>
-      </w:r>
-      <w:r>
-        <w:t xml:space="preserve"> </w:t>
-      </w:r>
-      <w:r>
-        <w:t xml:space="preserve">về hệ cọc cầu tàu container 100.000 DWT, có đối sánh MOFDA–MOSFOA và</w:t>
-      </w:r>
-      <w:r>
-        <w:t xml:space="preserve"> </w:t>
-      </w:r>
-      <w:r>
-        <w:t xml:space="preserve">độc lập với BD/MD/MJP. Mục này là</w:t>
-      </w:r>
-      <w:r>
-        <w:t xml:space="preserve"> </w:t>
-      </w:r>
-      <w:r>
-        <w:rPr>
-          <w:b/>
-          <w:bCs/>
-        </w:rPr>
-        <w:t xml:space="preserve">bằng</w:t>
-      </w:r>
-      <w:r>
-        <w:rPr>
-          <w:b/>
-          <w:bCs/>
-        </w:rPr>
-        <w:t xml:space="preserve"> </w:t>
-      </w:r>
-      <w:r>
-        <w:rPr>
-          <w:b/>
-          <w:bCs/>
-        </w:rPr>
-        <w:t xml:space="preserve">chứng tổng quát hóa chính thức</w:t>
-      </w:r>
-      <w:r>
-        <w:t xml:space="preserve"> </w:t>
-      </w:r>
-      <w:r>
-        <w:t xml:space="preserve">(không chỉ thảo luận), tăng sức</w:t>
-      </w:r>
-      <w:r>
-        <w:t xml:space="preserve"> </w:t>
-      </w:r>
-      <w:r>
-        <w:t xml:space="preserve">thuyết phục về khả năng áp dụng rộng của MOSFOA.</w:t>
+        <w:t xml:space="preserve">3.2. Kết quả MD</w:t>
+      </w:r>
+      <w:r>
+        <w:t xml:space="preserve"> </w:t>
+      </w:r>
+      <w:r>
+        <w:t xml:space="preserve">(Bảng 11, mục 7.2 dưới)</w:t>
       </w:r>
     </w:p>
     <w:p>
@@ -1410,7 +1344,7 @@
         <w:pStyle w:val="Compact"/>
         <w:numPr>
           <w:ilvl w:val="0"/>
-          <w:numId w:val="1004"/>
+          <w:numId w:val="1005"/>
         </w:numPr>
       </w:pPr>
       <w:r>
@@ -1418,19 +1352,13 @@
           <w:b/>
           <w:bCs/>
         </w:rPr>
-        <w:t xml:space="preserve">3.4. So sánh B-MOSFOA và E-MOSFOA trong bài toán kỹ thuật</w:t>
-      </w:r>
-      <w:r>
-        <w:t xml:space="preserve"> </w:t>
-      </w:r>
-      <w:r>
-        <w:t xml:space="preserve">(Bảng 13,</w:t>
-      </w:r>
-      <w:r>
-        <w:t xml:space="preserve"> </w:t>
-      </w:r>
-      <w:r>
-        <w:t xml:space="preserve">mục 7.4 dưới)</w:t>
+        <w:t xml:space="preserve">3.3. Kết quả MJP</w:t>
+      </w:r>
+      <w:r>
+        <w:t xml:space="preserve"> </w:t>
+      </w:r>
+      <w:r>
+        <w:t xml:space="preserve">(Bảng 12, mục 7.3 dưới)</w:t>
       </w:r>
     </w:p>
     <w:p>
@@ -1438,7 +1366,7 @@
         <w:pStyle w:val="Compact"/>
         <w:numPr>
           <w:ilvl w:val="0"/>
-          <w:numId w:val="1004"/>
+          <w:numId w:val="1005"/>
         </w:numPr>
       </w:pPr>
       <w:r>
@@ -1446,16 +1374,75 @@
           <w:b/>
           <w:bCs/>
         </w:rPr>
-        <w:t xml:space="preserve">3.5. Phân tích Pareto</w:t>
-      </w:r>
-      <w:r>
-        <w:t xml:space="preserve">: cost–displacement trade-off, ideal point,</w:t>
-      </w:r>
-      <w:r>
-        <w:t xml:space="preserve"> </w:t>
-      </w:r>
-      <w:r>
-        <w:t xml:space="preserve">compromise solution, engineering meaning</w:t>
+        <w:t xml:space="preserve">3.3.x (MỚI — giá trị gia tăng, dùng công bố #5) Kiểm chứng</w:t>
+      </w:r>
+      <w:r>
+        <w:rPr>
+          <w:b/>
+          <w:bCs/>
+        </w:rPr>
+        <w:t xml:space="preserve"> </w:t>
+      </w:r>
+      <w:r>
+        <w:rPr>
+          <w:b/>
+          <w:bCs/>
+        </w:rPr>
+        <w:t xml:space="preserve">bổ sung trên case độc lập</w:t>
+      </w:r>
+      <w:r>
+        <w:t xml:space="preserve"> </w:t>
+      </w:r>
+      <w:r>
+        <w:t xml:space="preserve">— trình bày tóm tắt kết quả bài báo #5</w:t>
+      </w:r>
+      <w:r>
+        <w:t xml:space="preserve"> </w:t>
+      </w:r>
+      <w:r>
+        <w:t xml:space="preserve">về hệ cọc cầu tàu container 100.000 DWT, có đối sánh MOFDA–MOSFOA và</w:t>
+      </w:r>
+      <w:r>
+        <w:t xml:space="preserve"> </w:t>
+      </w:r>
+      <w:r>
+        <w:t xml:space="preserve">độc lập với BD/MD/MJP. Mục này là</w:t>
+      </w:r>
+      <w:r>
+        <w:t xml:space="preserve"> </w:t>
+      </w:r>
+      <w:r>
+        <w:rPr>
+          <w:b/>
+          <w:bCs/>
+        </w:rPr>
+        <w:t xml:space="preserve">bằng</w:t>
+      </w:r>
+      <w:r>
+        <w:rPr>
+          <w:b/>
+          <w:bCs/>
+        </w:rPr>
+        <w:t xml:space="preserve"> </w:t>
+      </w:r>
+      <w:r>
+        <w:rPr>
+          <w:b/>
+          <w:bCs/>
+        </w:rPr>
+        <w:t xml:space="preserve">chứng tổng quát hóa chính thức</w:t>
+      </w:r>
+      <w:r>
+        <w:t xml:space="preserve"> </w:t>
+      </w:r>
+      <w:r>
+        <w:t xml:space="preserve">(không chỉ thảo luận), tăng sức</w:t>
+      </w:r>
+      <w:r>
+        <w:t xml:space="preserve"> </w:t>
+      </w:r>
+      <w:r>
+        <w:t xml:space="preserve">thuyết phục về khả năng áp dụng rộng của MOSFOA.</w:t>
       </w:r>
     </w:p>
     <w:p>
@@ -1463,7 +1450,7 @@
         <w:pStyle w:val="Compact"/>
         <w:numPr>
           <w:ilvl w:val="0"/>
-          <w:numId w:val="1004"/>
+          <w:numId w:val="1005"/>
         </w:numPr>
       </w:pPr>
       <w:r>
@@ -1471,16 +1458,19 @@
           <w:b/>
           <w:bCs/>
         </w:rPr>
-        <w:t xml:space="preserve">3.6. Kiểm chứng tính khả thi</w:t>
-      </w:r>
-      <w:r>
-        <w:t xml:space="preserve">: strength/geotechnical/uplift/</w:t>
-      </w:r>
-      <w:r>
-        <w:t xml:space="preserve"> </w:t>
-      </w:r>
-      <w:r>
-        <w:t xml:space="preserve">geometric utilization, archive-wide feasibility (Bảng 13)</w:t>
+        <w:t xml:space="preserve">3.4. So sánh B-MOSFOA và E-MOSFOA trong bài toán kỹ thuật</w:t>
+      </w:r>
+      <w:r>
+        <w:t xml:space="preserve"> </w:t>
+      </w:r>
+      <w:r>
+        <w:t xml:space="preserve">(Bảng 13,</w:t>
+      </w:r>
+      <w:r>
+        <w:t xml:space="preserve"> </w:t>
+      </w:r>
+      <w:r>
+        <w:t xml:space="preserve">mục 7.4 dưới)</w:t>
       </w:r>
     </w:p>
     <w:p>
@@ -1488,7 +1478,7 @@
         <w:pStyle w:val="Compact"/>
         <w:numPr>
           <w:ilvl w:val="0"/>
-          <w:numId w:val="1004"/>
+          <w:numId w:val="1005"/>
         </w:numPr>
       </w:pPr>
       <w:r>
@@ -1496,16 +1486,16 @@
           <w:b/>
           <w:bCs/>
         </w:rPr>
-        <w:t xml:space="preserve">3.7. Hiệu quả kinh tế–kỹ thuật</w:t>
-      </w:r>
-      <w:r>
-        <w:t xml:space="preserve">: cost reduction, displacement</w:t>
-      </w:r>
-      <w:r>
-        <w:t xml:space="preserve"> </w:t>
-      </w:r>
-      <w:r>
-        <w:t xml:space="preserve">reduction, so sánh với thiết kế hiện trạng (số liệu mục 7.1–7.3)</w:t>
+        <w:t xml:space="preserve">3.5. Phân tích Pareto</w:t>
+      </w:r>
+      <w:r>
+        <w:t xml:space="preserve">: cost–displacement trade-off, ideal point,</w:t>
+      </w:r>
+      <w:r>
+        <w:t xml:space="preserve"> </w:t>
+      </w:r>
+      <w:r>
+        <w:t xml:space="preserve">compromise solution, engineering meaning</w:t>
       </w:r>
     </w:p>
     <w:p>
@@ -1513,7 +1503,7 @@
         <w:pStyle w:val="Compact"/>
         <w:numPr>
           <w:ilvl w:val="0"/>
-          <w:numId w:val="1004"/>
+          <w:numId w:val="1005"/>
         </w:numPr>
       </w:pPr>
       <w:r>
@@ -1521,16 +1511,16 @@
           <w:b/>
           <w:bCs/>
         </w:rPr>
-        <w:t xml:space="preserve">3.8. Quy tắc lựa chọn nghiệm Pareto</w:t>
-      </w:r>
-      <w:r>
-        <w:t xml:space="preserve">: minimum cost, minimum</w:t>
-      </w:r>
-      <w:r>
-        <w:t xml:space="preserve"> </w:t>
-      </w:r>
-      <w:r>
-        <w:t xml:space="preserve">displacement, compromise, decision map, khuyến nghị cho kỹ sư</w:t>
+        <w:t xml:space="preserve">3.6. Kiểm chứng tính khả thi</w:t>
+      </w:r>
+      <w:r>
+        <w:t xml:space="preserve">: strength/geotechnical/uplift/</w:t>
+      </w:r>
+      <w:r>
+        <w:t xml:space="preserve"> </w:t>
+      </w:r>
+      <w:r>
+        <w:t xml:space="preserve">geometric utilization, archive-wide feasibility (Bảng 13)</w:t>
       </w:r>
     </w:p>
     <w:p>
@@ -1538,7 +1528,57 @@
         <w:pStyle w:val="Compact"/>
         <w:numPr>
           <w:ilvl w:val="0"/>
-          <w:numId w:val="1004"/>
+          <w:numId w:val="1005"/>
+        </w:numPr>
+      </w:pPr>
+      <w:r>
+        <w:rPr>
+          <w:b/>
+          <w:bCs/>
+        </w:rPr>
+        <w:t xml:space="preserve">3.7. Hiệu quả kinh tế–kỹ thuật</w:t>
+      </w:r>
+      <w:r>
+        <w:t xml:space="preserve">: cost reduction, displacement</w:t>
+      </w:r>
+      <w:r>
+        <w:t xml:space="preserve"> </w:t>
+      </w:r>
+      <w:r>
+        <w:t xml:space="preserve">reduction, so sánh với thiết kế hiện trạng (số liệu mục 7.1–7.3)</w:t>
+      </w:r>
+    </w:p>
+    <w:p>
+      <w:pPr>
+        <w:pStyle w:val="Compact"/>
+        <w:numPr>
+          <w:ilvl w:val="0"/>
+          <w:numId w:val="1005"/>
+        </w:numPr>
+      </w:pPr>
+      <w:r>
+        <w:rPr>
+          <w:b/>
+          <w:bCs/>
+        </w:rPr>
+        <w:t xml:space="preserve">3.8. Quy tắc lựa chọn nghiệm Pareto</w:t>
+      </w:r>
+      <w:r>
+        <w:t xml:space="preserve">: minimum cost, minimum</w:t>
+      </w:r>
+      <w:r>
+        <w:t xml:space="preserve"> </w:t>
+      </w:r>
+      <w:r>
+        <w:t xml:space="preserve">displacement, compromise, decision map, khuyến nghị cho kỹ sư</w:t>
+      </w:r>
+    </w:p>
+    <w:p>
+      <w:pPr>
+        <w:pStyle w:val="Compact"/>
+        <w:numPr>
+          <w:ilvl w:val="0"/>
+          <w:numId w:val="1005"/>
         </w:numPr>
       </w:pPr>
       <w:r>
@@ -1560,7 +1600,7 @@
         <w:pStyle w:val="Compact"/>
         <w:numPr>
           <w:ilvl w:val="1"/>
-          <w:numId w:val="1005"/>
+          <w:numId w:val="1006"/>
         </w:numPr>
       </w:pPr>
       <w:r>
@@ -1600,7 +1640,7 @@
         <w:pStyle w:val="Compact"/>
         <w:numPr>
           <w:ilvl w:val="0"/>
-          <w:numId w:val="1004"/>
+          <w:numId w:val="1005"/>
         </w:numPr>
       </w:pPr>
       <w:r>
@@ -1616,7 +1656,7 @@
         <w:pStyle w:val="Compact"/>
         <w:numPr>
           <w:ilvl w:val="0"/>
-          <w:numId w:val="1004"/>
+          <w:numId w:val="1005"/>
         </w:numPr>
       </w:pPr>
       <w:r>
@@ -1643,116 +1683,6 @@
       </w:pPr>
       <w:r>
         <w:t xml:space="preserve">4. Bảy câu hỏi nghiên cứu của CĐ3 (dùng cho Mở đầu)</w:t>
-      </w:r>
-    </w:p>
-    <w:p>
-      <w:pPr>
-        <w:pStyle w:val="Compact"/>
-        <w:numPr>
-          <w:ilvl w:val="0"/>
-          <w:numId w:val="1006"/>
-        </w:numPr>
-      </w:pPr>
-      <w:r>
-        <w:t xml:space="preserve">MOSFOA có giải được bài toán kết cấu cảng thực tế không?</w:t>
-      </w:r>
-    </w:p>
-    <w:p>
-      <w:pPr>
-        <w:pStyle w:val="Compact"/>
-        <w:numPr>
-          <w:ilvl w:val="0"/>
-          <w:numId w:val="1006"/>
-        </w:numPr>
-      </w:pPr>
-      <w:r>
-        <w:t xml:space="preserve">Quy trình MATLAB–SAP2000 hoạt động như thế nào?</w:t>
-      </w:r>
-    </w:p>
-    <w:p>
-      <w:pPr>
-        <w:pStyle w:val="Compact"/>
-        <w:numPr>
-          <w:ilvl w:val="0"/>
-          <w:numId w:val="1006"/>
-        </w:numPr>
-      </w:pPr>
-      <w:r>
-        <w:t xml:space="preserve">Pareto cost–displacement có ý nghĩa kỹ thuật không?</w:t>
-      </w:r>
-    </w:p>
-    <w:p>
-      <w:pPr>
-        <w:pStyle w:val="Compact"/>
-        <w:numPr>
-          <w:ilvl w:val="0"/>
-          <w:numId w:val="1006"/>
-        </w:numPr>
-      </w:pPr>
-      <w:r>
-        <w:t xml:space="preserve">Các nghiệm Pareto có thực sự khả thi theo tiêu chuẩn không?</w:t>
-      </w:r>
-    </w:p>
-    <w:p>
-      <w:pPr>
-        <w:pStyle w:val="Compact"/>
-        <w:numPr>
-          <w:ilvl w:val="0"/>
-          <w:numId w:val="1006"/>
-        </w:numPr>
-      </w:pPr>
-      <w:r>
-        <w:t xml:space="preserve">MOSFOA tạo ra lợi ích gì so với thiết kế hiện trạng?</w:t>
-      </w:r>
-    </w:p>
-    <w:p>
-      <w:pPr>
-        <w:pStyle w:val="Compact"/>
-        <w:numPr>
-          <w:ilvl w:val="0"/>
-          <w:numId w:val="1006"/>
-        </w:numPr>
-      </w:pPr>
-      <w:r>
-        <w:t xml:space="preserve">Có thể chuyển kết quả thành quy trình hỗ trợ kỹ sư thiết kế không?</w:t>
-      </w:r>
-    </w:p>
-    <w:p>
-      <w:pPr>
-        <w:pStyle w:val="Compact"/>
-        <w:numPr>
-          <w:ilvl w:val="0"/>
-          <w:numId w:val="1006"/>
-        </w:numPr>
-      </w:pPr>
-      <w:r>
-        <w:t xml:space="preserve">Những giới hạn nào còn tồn tại và đâu là hướng phát triển luận án?</w:t>
-      </w:r>
-    </w:p>
-    <w:p>
-      <w:r>
-        <w:pict>
-          <v:rect style="width:0;height:1.5pt" o:hralign="center" o:hrstd="t" o:hr="t"/>
-        </w:pict>
-      </w:r>
-    </w:p>
-    <w:bookmarkEnd w:id="17"/>
-    <w:bookmarkStart w:id="23" w:name="Xb729c66eaca0df3338a5111ad019ca9a9f87c38"/>
-    <w:p>
-      <w:pPr>
-        <w:pStyle w:val="Heading2"/>
-      </w:pPr>
-      <w:r>
-        <w:t xml:space="preserve">5. Mô tả kết cấu và tải trọng (dữ liệu cho Chương 1/2 — trích bài báo Q3, mục 4.1)</w:t>
-      </w:r>
-    </w:p>
-    <w:bookmarkStart w:id="18" w:name="X111c9611282200a3c4cd42b6524ebf6312665ea"/>
-    <w:p>
-      <w:pPr>
-        <w:pStyle w:val="Heading3"/>
-      </w:pPr>
-      <w:r>
-        <w:t xml:space="preserve">5.1. Ba hệ kết cấu — dự án bến cảng lỏng-rời Hải Linh</w:t>
       </w:r>
     </w:p>
     <w:p>
@@ -1764,38 +1694,7 @@
         </w:numPr>
       </w:pPr>
       <w:r>
-        <w:rPr>
-          <w:b/>
-          <w:bCs/>
-        </w:rPr>
-        <w:t xml:space="preserve">BD (Berthing Dolphin)</w:t>
-      </w:r>
-      <w:r>
-        <w:t xml:space="preserve">: 19 cọc BTCT dự ứng lực D600, chiều dài danh</w:t>
-      </w:r>
-      <w:r>
-        <w:t xml:space="preserve"> </w:t>
-      </w:r>
-      <w:r>
-        <w:t xml:space="preserve">nghĩa 39m: 9 cọc thẳng đứng, 6 cọc xiên trong mặt phẳng độ dốc 1:6, 4</w:t>
-      </w:r>
-      <w:r>
-        <w:t xml:space="preserve"> </w:t>
-      </w:r>
-      <w:r>
-        <w:t xml:space="preserve">cọc xiên không gian cùng độ dốc, góc bố trí mặt bằng 30°/60°. Bệ cọc</w:t>
-      </w:r>
-      <w:r>
-        <w:t xml:space="preserve"> </w:t>
-      </w:r>
-      <w:r>
-        <w:t xml:space="preserve">đổ tại chỗ BTCT C40/50 kích thước 8.4×9.6m, chiều sâu 2.0–3.0m (vùng</w:t>
-      </w:r>
-      <w:r>
-        <w:t xml:space="preserve"> </w:t>
-      </w:r>
-      <w:r>
-        <w:t xml:space="preserve">gắn đệm va dày hơn để tăng khả năng chịu uốn/cắt).</w:t>
+        <w:t xml:space="preserve">MOSFOA có giải được bài toán kết cấu cảng thực tế không?</w:t>
       </w:r>
     </w:p>
     <w:p>
@@ -1807,32 +1706,7 @@
         </w:numPr>
       </w:pPr>
       <w:r>
-        <w:rPr>
-          <w:b/>
-          <w:bCs/>
-        </w:rPr>
-        <w:t xml:space="preserve">MD (Mooring Dolphin)</w:t>
-      </w:r>
-      <w:r>
-        <w:t xml:space="preserve">: 9 cọc BTCT dự ứng lực D600: 1 cọc thẳng</w:t>
-      </w:r>
-      <w:r>
-        <w:t xml:space="preserve"> </w:t>
-      </w:r>
-      <w:r>
-        <w:t xml:space="preserve">đứng, 4 cọc xiên trong mặt phẳng độ dốc 1:6, 4 cọc xiên không gian</w:t>
-      </w:r>
-      <w:r>
-        <w:t xml:space="preserve"> </w:t>
-      </w:r>
-      <w:r>
-        <w:t xml:space="preserve">cùng độ dốc, góc bố trí 45°. Bệ cọc BTCT C40/50 kích thước</w:t>
-      </w:r>
-      <w:r>
-        <w:t xml:space="preserve"> </w:t>
-      </w:r>
-      <w:r>
-        <w:t xml:space="preserve">4.5×4.5×2.0m.</w:t>
+        <w:t xml:space="preserve">Quy trình MATLAB–SAP2000 hoạt động như thế nào?</w:t>
       </w:r>
     </w:p>
     <w:p>
@@ -1841,6 +1715,172 @@
         <w:numPr>
           <w:ilvl w:val="0"/>
           <w:numId w:val="1007"/>
+        </w:numPr>
+      </w:pPr>
+      <w:r>
+        <w:t xml:space="preserve">Pareto cost–displacement có ý nghĩa kỹ thuật không?</w:t>
+      </w:r>
+    </w:p>
+    <w:p>
+      <w:pPr>
+        <w:pStyle w:val="Compact"/>
+        <w:numPr>
+          <w:ilvl w:val="0"/>
+          <w:numId w:val="1007"/>
+        </w:numPr>
+      </w:pPr>
+      <w:r>
+        <w:t xml:space="preserve">Các nghiệm Pareto có thực sự khả thi theo tiêu chuẩn không?</w:t>
+      </w:r>
+    </w:p>
+    <w:p>
+      <w:pPr>
+        <w:pStyle w:val="Compact"/>
+        <w:numPr>
+          <w:ilvl w:val="0"/>
+          <w:numId w:val="1007"/>
+        </w:numPr>
+      </w:pPr>
+      <w:r>
+        <w:t xml:space="preserve">MOSFOA tạo ra lợi ích gì so với thiết kế hiện trạng?</w:t>
+      </w:r>
+    </w:p>
+    <w:p>
+      <w:pPr>
+        <w:pStyle w:val="Compact"/>
+        <w:numPr>
+          <w:ilvl w:val="0"/>
+          <w:numId w:val="1007"/>
+        </w:numPr>
+      </w:pPr>
+      <w:r>
+        <w:t xml:space="preserve">Có thể chuyển kết quả thành quy trình hỗ trợ kỹ sư thiết kế không?</w:t>
+      </w:r>
+    </w:p>
+    <w:p>
+      <w:pPr>
+        <w:pStyle w:val="Compact"/>
+        <w:numPr>
+          <w:ilvl w:val="0"/>
+          <w:numId w:val="1007"/>
+        </w:numPr>
+      </w:pPr>
+      <w:r>
+        <w:t xml:space="preserve">Những giới hạn nào còn tồn tại và đâu là hướng phát triển luận án?</w:t>
+      </w:r>
+    </w:p>
+    <w:p>
+      <w:r>
+        <w:pict>
+          <v:rect style="width:0;height:1.5pt" o:hralign="center" o:hrstd="t" o:hr="t"/>
+        </w:pict>
+      </w:r>
+    </w:p>
+    <w:bookmarkEnd w:id="17"/>
+    <w:bookmarkStart w:id="23" w:name="Xb729c66eaca0df3338a5111ad019ca9a9f87c38"/>
+    <w:p>
+      <w:pPr>
+        <w:pStyle w:val="Heading2"/>
+      </w:pPr>
+      <w:r>
+        <w:t xml:space="preserve">5. Mô tả kết cấu và tải trọng (dữ liệu cho Chương 1/2 — trích bài báo Q3, mục 4.1)</w:t>
+      </w:r>
+    </w:p>
+    <w:bookmarkStart w:id="18" w:name="X111c9611282200a3c4cd42b6524ebf6312665ea"/>
+    <w:p>
+      <w:pPr>
+        <w:pStyle w:val="Heading3"/>
+      </w:pPr>
+      <w:r>
+        <w:t xml:space="preserve">5.1. Ba hệ kết cấu — dự án bến cảng lỏng-rời Hải Linh</w:t>
+      </w:r>
+    </w:p>
+    <w:p>
+      <w:pPr>
+        <w:pStyle w:val="Compact"/>
+        <w:numPr>
+          <w:ilvl w:val="0"/>
+          <w:numId w:val="1008"/>
+        </w:numPr>
+      </w:pPr>
+      <w:r>
+        <w:rPr>
+          <w:b/>
+          <w:bCs/>
+        </w:rPr>
+        <w:t xml:space="preserve">BD (Berthing Dolphin)</w:t>
+      </w:r>
+      <w:r>
+        <w:t xml:space="preserve">: 19 cọc BTCT dự ứng lực D600, chiều dài danh</w:t>
+      </w:r>
+      <w:r>
+        <w:t xml:space="preserve"> </w:t>
+      </w:r>
+      <w:r>
+        <w:t xml:space="preserve">nghĩa 39m: 9 cọc thẳng đứng, 6 cọc xiên trong mặt phẳng độ dốc 1:6, 4</w:t>
+      </w:r>
+      <w:r>
+        <w:t xml:space="preserve"> </w:t>
+      </w:r>
+      <w:r>
+        <w:t xml:space="preserve">cọc xiên không gian cùng độ dốc, góc bố trí mặt bằng 30°/60°. Bệ cọc</w:t>
+      </w:r>
+      <w:r>
+        <w:t xml:space="preserve"> </w:t>
+      </w:r>
+      <w:r>
+        <w:t xml:space="preserve">đổ tại chỗ BTCT C40/50 kích thước 8.4×9.6m, chiều sâu 2.0–3.0m (vùng</w:t>
+      </w:r>
+      <w:r>
+        <w:t xml:space="preserve"> </w:t>
+      </w:r>
+      <w:r>
+        <w:t xml:space="preserve">gắn đệm va dày hơn để tăng khả năng chịu uốn/cắt).</w:t>
+      </w:r>
+    </w:p>
+    <w:p>
+      <w:pPr>
+        <w:pStyle w:val="Compact"/>
+        <w:numPr>
+          <w:ilvl w:val="0"/>
+          <w:numId w:val="1008"/>
+        </w:numPr>
+      </w:pPr>
+      <w:r>
+        <w:rPr>
+          <w:b/>
+          <w:bCs/>
+        </w:rPr>
+        <w:t xml:space="preserve">MD (Mooring Dolphin)</w:t>
+      </w:r>
+      <w:r>
+        <w:t xml:space="preserve">: 9 cọc BTCT dự ứng lực D600: 1 cọc thẳng</w:t>
+      </w:r>
+      <w:r>
+        <w:t xml:space="preserve"> </w:t>
+      </w:r>
+      <w:r>
+        <w:t xml:space="preserve">đứng, 4 cọc xiên trong mặt phẳng độ dốc 1:6, 4 cọc xiên không gian</w:t>
+      </w:r>
+      <w:r>
+        <w:t xml:space="preserve"> </w:t>
+      </w:r>
+      <w:r>
+        <w:t xml:space="preserve">cùng độ dốc, góc bố trí 45°. Bệ cọc BTCT C40/50 kích thước</w:t>
+      </w:r>
+      <w:r>
+        <w:t xml:space="preserve"> </w:t>
+      </w:r>
+      <w:r>
+        <w:t xml:space="preserve">4.5×4.5×2.0m.</w:t>
+      </w:r>
+    </w:p>
+    <w:p>
+      <w:pPr>
+        <w:pStyle w:val="Compact"/>
+        <w:numPr>
+          <w:ilvl w:val="0"/>
+          <w:numId w:val="1008"/>
         </w:numPr>
       </w:pPr>
       <w:r>
@@ -10420,7 +10460,7 @@
         <w:pStyle w:val="Compact"/>
         <w:numPr>
           <w:ilvl w:val="0"/>
-          <w:numId w:val="1008"/>
+          <w:numId w:val="1009"/>
         </w:numPr>
       </w:pPr>
       <w:r>
@@ -10443,77 +10483,6 @@
       </w:r>
       <w:r>
         <w:t xml:space="preserve">→ bài toán thực → FEM → tiêu chuẩn → Pareto → quyết định thiết kế.</w:t>
-      </w:r>
-    </w:p>
-    <w:p>
-      <w:pPr>
-        <w:pStyle w:val="Compact"/>
-        <w:numPr>
-          <w:ilvl w:val="0"/>
-          <w:numId w:val="1008"/>
-        </w:numPr>
-      </w:pPr>
-      <w:r>
-        <w:t xml:space="preserve">Không đưa tất cả kết cấu cảng vào phạm vi luận án — BD/MD/MJP là bộ</w:t>
-      </w:r>
-      <w:r>
-        <w:t xml:space="preserve"> </w:t>
-      </w:r>
-      <w:r>
-        <w:t xml:space="preserve">case chính; các đối tượng khác (kể cả Track B) chỉ là thảo luận mở</w:t>
-      </w:r>
-      <w:r>
-        <w:t xml:space="preserve"> </w:t>
-      </w:r>
-      <w:r>
-        <w:t xml:space="preserve">rộng (mục 3.9.x), không phải kết quả chính.</w:t>
-      </w:r>
-    </w:p>
-    <w:p>
-      <w:pPr>
-        <w:pStyle w:val="Compact"/>
-        <w:numPr>
-          <w:ilvl w:val="0"/>
-          <w:numId w:val="1008"/>
-        </w:numPr>
-      </w:pPr>
-      <w:r>
-        <w:t xml:space="preserve">Không để mục 3.3.x (bài #5, case độc lập) và 3.9.x (các công bố bổ trợ)</w:t>
-      </w:r>
-      <w:r>
-        <w:t xml:space="preserve"> </w:t>
-      </w:r>
-      <w:r>
-        <w:t xml:space="preserve">lấn át 3 mục kết quả chính (3.1–3.3) — giữ tỷ trọng hợp lý.</w:t>
-      </w:r>
-    </w:p>
-    <w:p>
-      <w:pPr>
-        <w:pStyle w:val="Compact"/>
-        <w:numPr>
-          <w:ilvl w:val="0"/>
-          <w:numId w:val="1008"/>
-        </w:numPr>
-      </w:pPr>
-      <w:r>
-        <w:t xml:space="preserve">Không làm tròn/phóng đại số liệu — dùng đúng các con số ở mục 7.</w:t>
-      </w:r>
-    </w:p>
-    <w:p>
-      <w:r>
-        <w:pict>
-          <v:rect style="width:0;height:1.5pt" o:hralign="center" o:hrstd="t" o:hr="t"/>
-        </w:pict>
-      </w:r>
-    </w:p>
-    <w:bookmarkEnd w:id="35"/>
-    <w:bookmarkStart w:id="36" w:name="X3812ff8c2cc0eeb5aed104bdacaae955b4428fc"/>
-    <w:p>
-      <w:pPr>
-        <w:pStyle w:val="Heading2"/>
-      </w:pPr>
-      <w:r>
-        <w:t xml:space="preserve">10. Checklist tự kiểm tra trước khi hoàn thành bản thảo</w:t>
       </w:r>
     </w:p>
     <w:p>
@@ -10525,7 +10494,66 @@
         </w:numPr>
       </w:pPr>
       <w:r>
-        <w:t xml:space="preserve">Không quá 80 trang, đủ 03 chương.</w:t>
+        <w:t xml:space="preserve">Không đưa tất cả kết cấu cảng vào phạm vi luận án — BD/MD/MJP là bộ</w:t>
+      </w:r>
+      <w:r>
+        <w:t xml:space="preserve"> </w:t>
+      </w:r>
+      <w:r>
+        <w:t xml:space="preserve">case chính; các đối tượng khác (kể cả Track B) chỉ là thảo luận mở</w:t>
+      </w:r>
+      <w:r>
+        <w:t xml:space="preserve"> </w:t>
+      </w:r>
+      <w:r>
+        <w:t xml:space="preserve">rộng (mục 3.9.x), không phải kết quả chính.</w:t>
+      </w:r>
+    </w:p>
+    <w:p>
+      <w:pPr>
+        <w:pStyle w:val="Compact"/>
+        <w:numPr>
+          <w:ilvl w:val="0"/>
+          <w:numId w:val="1009"/>
+        </w:numPr>
+      </w:pPr>
+      <w:r>
+        <w:t xml:space="preserve">Không để mục 3.3.x (bài #5, case độc lập) và 3.9.x (các công bố bổ trợ)</w:t>
+      </w:r>
+      <w:r>
+        <w:t xml:space="preserve"> </w:t>
+      </w:r>
+      <w:r>
+        <w:t xml:space="preserve">lấn át 3 mục kết quả chính (3.1–3.3) — giữ tỷ trọng hợp lý.</w:t>
+      </w:r>
+    </w:p>
+    <w:p>
+      <w:pPr>
+        <w:pStyle w:val="Compact"/>
+        <w:numPr>
+          <w:ilvl w:val="0"/>
+          <w:numId w:val="1009"/>
+        </w:numPr>
+      </w:pPr>
+      <w:r>
+        <w:t xml:space="preserve">Không làm tròn/phóng đại số liệu — dùng đúng các con số ở mục 7.</w:t>
+      </w:r>
+    </w:p>
+    <w:p>
+      <w:r>
+        <w:pict>
+          <v:rect style="width:0;height:1.5pt" o:hralign="center" o:hrstd="t" o:hr="t"/>
+        </w:pict>
+      </w:r>
+    </w:p>
+    <w:bookmarkEnd w:id="35"/>
+    <w:bookmarkStart w:id="36" w:name="X3812ff8c2cc0eeb5aed104bdacaae955b4428fc"/>
+    <w:p>
+      <w:pPr>
+        <w:pStyle w:val="Heading2"/>
+      </w:pPr>
+      <w:r>
+        <w:t xml:space="preserve">10. Checklist tự kiểm tra trước khi hoàn thành bản thảo</w:t>
       </w:r>
     </w:p>
     <w:p>
@@ -10537,7 +10565,7 @@
         </w:numPr>
       </w:pPr>
       <w:r>
-        <w:t xml:space="preserve">Đầy đủ Bảng 6–13 (hoặc bảng mở rộng tương đương) — mục 5–7.</w:t>
+        <w:t xml:space="preserve">Không quá 80 trang, đủ 03 chương.</w:t>
       </w:r>
     </w:p>
     <w:p>
@@ -10549,13 +10577,7 @@
         </w:numPr>
       </w:pPr>
       <w:r>
-        <w:t xml:space="preserve">Có mục 3.3.x (kiểm chứng case độc lập, bài #5) và 3.9.x (thảo</w:t>
-      </w:r>
-      <w:r>
-        <w:t xml:space="preserve"> </w:t>
-      </w:r>
-      <w:r>
-        <w:t xml:space="preserve">luận các công bố #1/#3/#4/#6/#7).</w:t>
+        <w:t xml:space="preserve">Đầy đủ Bảng 6–13 (hoặc bảng mở rộng tương đương) — mục 5–7.</w:t>
       </w:r>
     </w:p>
     <w:p>
@@ -10567,7 +10589,13 @@
         </w:numPr>
       </w:pPr>
       <w:r>
-        <w:t xml:space="preserve">Bảy câu hỏi nghiên cứu (mục 4) đều được trả lời trong Kết luận.</w:t>
+        <w:t xml:space="preserve">Có mục 3.3.x (kiểm chứng case độc lập, bài #5) và 3.9.x (thảo</w:t>
+      </w:r>
+      <w:r>
+        <w:t xml:space="preserve"> </w:t>
+      </w:r>
+      <w:r>
+        <w:t xml:space="preserve">luận các công bố #1/#3/#4/#6/#7).</w:t>
       </w:r>
     </w:p>
     <w:p>
@@ -10579,31 +10607,7 @@
         </w:numPr>
       </w:pPr>
       <w:r>
-        <w:t xml:space="preserve">Giữ đúng tinh thần</w:t>
-      </w:r>
-      <w:r>
-        <w:t xml:space="preserve"> </w:t>
-      </w:r>
-      <w:r>
-        <w:t xml:space="preserve">“utilization tiệm cận nhưng không vượt 1.0”</w:t>
-      </w:r>
-      <w:r>
-        <w:t xml:space="preserve">,</w:t>
-      </w:r>
-      <w:r>
-        <w:t xml:space="preserve"> </w:t>
-      </w:r>
-      <w:r>
-        <w:t xml:space="preserve">không phóng đại thành</w:t>
-      </w:r>
-      <w:r>
-        <w:t xml:space="preserve"> </w:t>
-      </w:r>
-      <w:r>
-        <w:t xml:space="preserve">“luôn an toàn tuyệt đối”</w:t>
-      </w:r>
-      <w:r>
-        <w:t xml:space="preserve">.</w:t>
+        <w:t xml:space="preserve">Bảy câu hỏi nghiên cứu (mục 4) đều được trả lời trong Kết luận.</w:t>
       </w:r>
     </w:p>
     <w:p>
@@ -10615,24 +10619,31 @@
         </w:numPr>
       </w:pPr>
       <w:r>
-        <w:t xml:space="preserve">Có Mở đầu, Kết luận (bàn luận) và kiến nghị, Tài liệu tham khảo.</w:t>
-      </w:r>
-    </w:p>
-    <w:p>
-      <w:r>
-        <w:pict>
-          <v:rect style="width:0;height:1.5pt" o:hralign="center" o:hrstd="t" o:hr="t"/>
-        </w:pict>
-      </w:r>
-    </w:p>
-    <w:bookmarkEnd w:id="36"/>
-    <w:bookmarkStart w:id="38" w:name="Xd9fdada944d73b41ec315a75f6b933075c232a7"/>
-    <w:p>
-      <w:pPr>
-        <w:pStyle w:val="Heading2"/>
-      </w:pPr>
-      <w:r>
-        <w:t xml:space="preserve">11. Nguồn tham chiếu (chỉ cần khi cần tra cứu sâu hơn)</w:t>
+        <w:t xml:space="preserve">Giữ đúng tinh thần</w:t>
+      </w:r>
+      <w:r>
+        <w:t xml:space="preserve"> </w:t>
+      </w:r>
+      <w:r>
+        <w:t xml:space="preserve">“utilization tiệm cận nhưng không vượt 1.0”</w:t>
+      </w:r>
+      <w:r>
+        <w:t xml:space="preserve">,</w:t>
+      </w:r>
+      <w:r>
+        <w:t xml:space="preserve"> </w:t>
+      </w:r>
+      <w:r>
+        <w:t xml:space="preserve">không phóng đại thành</w:t>
+      </w:r>
+      <w:r>
+        <w:t xml:space="preserve"> </w:t>
+      </w:r>
+      <w:r>
+        <w:t xml:space="preserve">“luôn an toàn tuyệt đối”</w:t>
+      </w:r>
+      <w:r>
+        <w:t xml:space="preserve">.</w:t>
       </w:r>
     </w:p>
     <w:p>
@@ -10644,100 +10655,24 @@
         </w:numPr>
       </w:pPr>
       <w:r>
-        <w:rPr>
-          <w:rStyle w:val="VerbatimChar"/>
-        </w:rPr>
-        <w:t xml:space="preserve">02_MOSFOA__VN.docx</w:t>
-      </w:r>
-      <w:r>
-        <w:t xml:space="preserve"> </w:t>
-      </w:r>
-      <w:r>
-        <w:t xml:space="preserve">— bản nháp bài báo lõi; dùng nếu cần Hình 8–10</w:t>
-      </w:r>
-      <w:r>
-        <w:t xml:space="preserve"> </w:t>
-      </w:r>
-      <w:r>
-        <w:t xml:space="preserve">(ảnh mô hình FEM, mặt cắt kết cấu, biểu đồ HV/Pareto) hoặc Appendix</w:t>
-      </w:r>
-      <w:r>
-        <w:t xml:space="preserve"> </w:t>
-      </w:r>
-      <w:r>
-        <w:t xml:space="preserve">(workflow tổng thể, bảng độ nhạy tham số chi tiết).</w:t>
-      </w:r>
-      <w:r>
-        <w:t xml:space="preserve"> </w:t>
-      </w:r>
-      <w:r>
-        <w:rPr>
-          <w:b/>
-          <w:bCs/>
-        </w:rPr>
-        <w:t xml:space="preserve">Cần đối chiếu</w:t>
-      </w:r>
-      <w:r>
-        <w:rPr>
-          <w:b/>
-          <w:bCs/>
-        </w:rPr>
-        <w:t xml:space="preserve"> </w:t>
-      </w:r>
-      <w:r>
-        <w:rPr>
-          <w:b/>
-          <w:bCs/>
-        </w:rPr>
-        <w:t xml:space="preserve">với bản in chính thức</w:t>
-      </w:r>
-      <w:r>
-        <w:t xml:space="preserve"> </w:t>
-      </w:r>
-      <w:r>
-        <w:t xml:space="preserve">(xem trích dẫn dưới) trước khi khóa bản thảo,</w:t>
-      </w:r>
-      <w:r>
-        <w:t xml:space="preserve"> </w:t>
-      </w:r>
-      <w:r>
-        <w:t xml:space="preserve">vì tên bài đã đổi so với bản nháp.</w:t>
-      </w:r>
-    </w:p>
-    <w:p>
-      <w:pPr>
-        <w:pStyle w:val="Compact"/>
-        <w:numPr>
-          <w:ilvl w:val="0"/>
-          <w:numId w:val="1015"/>
-        </w:numPr>
-      </w:pPr>
-      <w:r>
-        <w:rPr>
-          <w:rStyle w:val="VerbatimChar"/>
-        </w:rPr>
-        <w:t xml:space="preserve">De_cuong_4_san_pham_xuyen_suot_luan_an_MOSFOA.md</w:t>
-      </w:r>
-      <w:r>
-        <w:t xml:space="preserve"> </w:t>
-      </w:r>
-      <w:r>
-        <w:t xml:space="preserve">— đề cương tổng thể</w:t>
-      </w:r>
-      <w:r>
-        <w:t xml:space="preserve"> </w:t>
-      </w:r>
-      <w:r>
-        <w:t xml:space="preserve">đã chốt (Phần I là nguồn gốc của file này).</w:t>
-      </w:r>
-    </w:p>
-    <w:bookmarkStart w:id="37" w:name="X48a47b32d43255335686c4a3491c41542be629c"/>
-    <w:p>
-      <w:pPr>
-        <w:pStyle w:val="Heading3"/>
-      </w:pPr>
-      <w:r>
-        <w:t xml:space="preserve">Trích dẫn chính thức đã xác nhận (dùng cho Tài liệu tham khảo của CĐ3)</w:t>
+        <w:t xml:space="preserve">Có Mở đầu, Kết luận (bàn luận) và kiến nghị, Tài liệu tham khảo.</w:t>
+      </w:r>
+    </w:p>
+    <w:p>
+      <w:r>
+        <w:pict>
+          <v:rect style="width:0;height:1.5pt" o:hralign="center" o:hrstd="t" o:hr="t"/>
+        </w:pict>
+      </w:r>
+    </w:p>
+    <w:bookmarkEnd w:id="36"/>
+    <w:bookmarkStart w:id="38" w:name="Xd9fdada944d73b41ec315a75f6b933075c232a7"/>
+    <w:p>
+      <w:pPr>
+        <w:pStyle w:val="Heading2"/>
+      </w:pPr>
+      <w:r>
+        <w:t xml:space="preserve">11. Nguồn tham chiếu (chỉ cần khi cần tra cứu sâu hơn)</w:t>
       </w:r>
     </w:p>
     <w:p>
@@ -10750,67 +10685,63 @@
       </w:pPr>
       <w:r>
         <w:rPr>
+          <w:rStyle w:val="VerbatimChar"/>
+        </w:rPr>
+        <w:t xml:space="preserve">02_MOSFOA__VN.docx</w:t>
+      </w:r>
+      <w:r>
+        <w:t xml:space="preserve"> </w:t>
+      </w:r>
+      <w:r>
+        <w:t xml:space="preserve">— bản nháp bài báo lõi; dùng nếu cần Hình 8–10</w:t>
+      </w:r>
+      <w:r>
+        <w:t xml:space="preserve"> </w:t>
+      </w:r>
+      <w:r>
+        <w:t xml:space="preserve">(ảnh mô hình FEM, mặt cắt kết cấu, biểu đồ HV/Pareto) hoặc Appendix</w:t>
+      </w:r>
+      <w:r>
+        <w:t xml:space="preserve"> </w:t>
+      </w:r>
+      <w:r>
+        <w:t xml:space="preserve">(workflow tổng thể, bảng độ nhạy tham số chi tiết).</w:t>
+      </w:r>
+      <w:r>
+        <w:t xml:space="preserve"> </w:t>
+      </w:r>
+      <w:r>
+        <w:rPr>
           <w:b/>
           <w:bCs/>
         </w:rPr>
-        <w:t xml:space="preserve">#2 — Bài báo lõi</w:t>
-      </w:r>
-      <w:r>
-        <w:t xml:space="preserve">: Do-Quang, T., Vu-Huu, T. and Le, C.T. (2026),</w:t>
-      </w:r>
-      <w:r>
-        <w:t xml:space="preserve"> </w:t>
-      </w:r>
-      <w:r>
-        <w:t xml:space="preserve">“Multi-objective Optimization of Marine Structures Using an Enhanced</w:t>
-      </w:r>
-      <w:r>
-        <w:t xml:space="preserve"> </w:t>
-      </w:r>
-      <w:r>
-        <w:t xml:space="preserve">Starfish Algorithm”</w:t>
-      </w:r>
-      <w:r>
-        <w:t xml:space="preserve">,</w:t>
-      </w:r>
-      <w:r>
-        <w:t xml:space="preserve"> </w:t>
-      </w:r>
-      <w:r>
-        <w:rPr>
-          <w:i/>
-          <w:iCs/>
-        </w:rPr>
-        <w:t xml:space="preserve">Proceedings of the Institution of Civil</w:t>
-      </w:r>
-      <w:r>
-        <w:rPr>
-          <w:i/>
-          <w:iCs/>
-        </w:rPr>
-        <w:t xml:space="preserve"> </w:t>
-      </w:r>
-      <w:r>
-        <w:rPr>
-          <w:i/>
-          <w:iCs/>
-        </w:rPr>
-        <w:t xml:space="preserve">Engineers — Structures and Buildings</w:t>
-      </w:r>
-      <w:r>
-        <w:t xml:space="preserve">.</w:t>
-      </w:r>
-      <w:r>
-        <w:t xml:space="preserve"> </w:t>
-      </w:r>
-      <w:r>
-        <w:t xml:space="preserve">https://doi.org/10.1680/jstbu.26.00159 (Article ID STBU-2026-159-R2;</w:t>
-      </w:r>
-      <w:r>
-        <w:t xml:space="preserve"> </w:t>
-      </w:r>
-      <w:r>
-        <w:t xml:space="preserve">Accepted 19/08/2026).</w:t>
+        <w:t xml:space="preserve">Cần đối chiếu</w:t>
+      </w:r>
+      <w:r>
+        <w:rPr>
+          <w:b/>
+          <w:bCs/>
+        </w:rPr>
+        <w:t xml:space="preserve"> </w:t>
+      </w:r>
+      <w:r>
+        <w:rPr>
+          <w:b/>
+          <w:bCs/>
+        </w:rPr>
+        <w:t xml:space="preserve">với bản in chính thức</w:t>
+      </w:r>
+      <w:r>
+        <w:t xml:space="preserve"> </w:t>
+      </w:r>
+      <w:r>
+        <w:t xml:space="preserve">(xem trích dẫn dưới) trước khi khóa bản thảo,</w:t>
+      </w:r>
+      <w:r>
+        <w:t xml:space="preserve"> </w:t>
+      </w:r>
+      <w:r>
+        <w:t xml:space="preserve">vì tên bài đã đổi so với bản nháp.</w:t>
       </w:r>
     </w:p>
     <w:p>
@@ -10823,118 +10754,30 @@
       </w:pPr>
       <w:r>
         <w:rPr>
-          <w:b/>
-          <w:bCs/>
-        </w:rPr>
-        <w:t xml:space="preserve">#1 — dùng cho mục 3.9.x (thảo luận tổng quát hóa)</w:t>
-      </w:r>
-      <w:r>
-        <w:t xml:space="preserve">: Quang-Thanh</w:t>
-      </w:r>
-      <w:r>
-        <w:t xml:space="preserve"> </w:t>
-      </w:r>
-      <w:r>
-        <w:t xml:space="preserve">Do, Quoc-Hoan Pham, T. Vu-Huu and Thanh Cuong-Le (2026),</w:t>
-      </w:r>
-      <w:r>
-        <w:t xml:space="preserve"> </w:t>
-      </w:r>
-      <w:r>
-        <w:t xml:space="preserve">“Efficient</w:t>
-      </w:r>
-      <w:r>
-        <w:t xml:space="preserve"> </w:t>
-      </w:r>
-      <w:r>
-        <w:t xml:space="preserve">Design of Single Mooring Buoy Lines: A MOMSA-Based Approach”</w:t>
-      </w:r>
-      <w:r>
-        <w:t xml:space="preserve">,</w:t>
-      </w:r>
-      <w:r>
-        <w:t xml:space="preserve"> </w:t>
-      </w:r>
-      <w:r>
-        <w:rPr>
-          <w:i/>
-          <w:iCs/>
-        </w:rPr>
-        <w:t xml:space="preserve">4th</w:t>
-      </w:r>
-      <w:r>
-        <w:rPr>
-          <w:i/>
-          <w:iCs/>
-        </w:rPr>
-        <w:t xml:space="preserve"> </w:t>
-      </w:r>
-      <w:r>
-        <w:rPr>
-          <w:i/>
-          <w:iCs/>
-        </w:rPr>
-        <w:t xml:space="preserve">International Conference on Structural Health Monitoring and</w:t>
-      </w:r>
-      <w:r>
-        <w:rPr>
-          <w:i/>
-          <w:iCs/>
-        </w:rPr>
-        <w:t xml:space="preserve"> </w:t>
-      </w:r>
-      <w:r>
-        <w:rPr>
-          <w:i/>
-          <w:iCs/>
-        </w:rPr>
-        <w:t xml:space="preserve">Engineering Structures (SHM&amp;ES 2025)</w:t>
-      </w:r>
-      <w:r>
-        <w:t xml:space="preserve">,</w:t>
-      </w:r>
-      <w:r>
-        <w:t xml:space="preserve"> </w:t>
-      </w:r>
-      <w:r>
-        <w:rPr>
-          <w:i/>
-          <w:iCs/>
-        </w:rPr>
-        <w:t xml:space="preserve">Lecture Notes in Civil</w:t>
-      </w:r>
-      <w:r>
-        <w:rPr>
-          <w:i/>
-          <w:iCs/>
-        </w:rPr>
-        <w:t xml:space="preserve"> </w:t>
-      </w:r>
-      <w:r>
-        <w:rPr>
-          <w:i/>
-          <w:iCs/>
-        </w:rPr>
-        <w:t xml:space="preserve">Engineering</w:t>
-      </w:r>
-      <w:r>
-        <w:t xml:space="preserve">, Vol. 747, pp. 295–302, Springer, Cham.</w:t>
-      </w:r>
-      <w:r>
-        <w:t xml:space="preserve"> </w:t>
-      </w:r>
-      <w:r>
-        <w:t xml:space="preserve">https://doi.org/10.1007/978-3-032-04645-1_35.</w:t>
-      </w:r>
-      <w:r>
-        <w:t xml:space="preserve"> </w:t>
-      </w:r>
-      <w:r>
-        <w:rPr>
-          <w:b/>
-          <w:bCs/>
-        </w:rPr>
-        <w:t xml:space="preserve">Đã công bố.</w:t>
+          <w:rStyle w:val="VerbatimChar"/>
+        </w:rPr>
+        <w:t xml:space="preserve">De_cuong_4_san_pham_xuyen_suot_luan_an_MOSFOA.md</w:t>
+      </w:r>
+      <w:r>
+        <w:t xml:space="preserve"> </w:t>
+      </w:r>
+      <w:r>
+        <w:t xml:space="preserve">— đề cương tổng thể</w:t>
+      </w:r>
+      <w:r>
+        <w:t xml:space="preserve"> </w:t>
+      </w:r>
+      <w:r>
+        <w:t xml:space="preserve">đã chốt (Phần I là nguồn gốc của file này).</w:t>
+      </w:r>
+    </w:p>
+    <w:bookmarkStart w:id="37" w:name="X48a47b32d43255335686c4a3491c41542be629c"/>
+    <w:p>
+      <w:pPr>
+        <w:pStyle w:val="Heading3"/>
+      </w:pPr>
+      <w:r>
+        <w:t xml:space="preserve">Trích dẫn chính thức đã xác nhận (dùng cho Tài liệu tham khảo của CĐ3)</w:t>
       </w:r>
     </w:p>
     <w:p>
@@ -10942,7 +10785,7 @@
         <w:pStyle w:val="Compact"/>
         <w:numPr>
           <w:ilvl w:val="0"/>
-          <w:numId w:val="1016"/>
+          <w:numId w:val="1017"/>
         </w:numPr>
       </w:pPr>
       <w:r>
@@ -10950,52 +10793,25 @@
           <w:b/>
           <w:bCs/>
         </w:rPr>
-        <w:t xml:space="preserve">#3 — dùng cho mục 3.9.x (thảo luận tổng quát hóa)</w:t>
-      </w:r>
-      <w:r>
-        <w:t xml:space="preserve">: Đỗ Quang</w:t>
-      </w:r>
-      <w:r>
-        <w:t xml:space="preserve"> </w:t>
-      </w:r>
-      <w:r>
-        <w:t xml:space="preserve">Thành, Vũ Hữu Trường và Lê Thanh Cường (2026),</w:t>
-      </w:r>
-      <w:r>
-        <w:t xml:space="preserve"> </w:t>
-      </w:r>
-      <w:r>
-        <w:t xml:space="preserve">“Tối ưu thể tích bê</w:t>
-      </w:r>
-      <w:r>
-        <w:t xml:space="preserve"> </w:t>
-      </w:r>
-      <w:r>
-        <w:t xml:space="preserve">tông kết cấu tường chắn phía sau cầu tàu bằng thuật toán tối ưu Sao</w:t>
-      </w:r>
-      <w:r>
-        <w:t xml:space="preserve"> </w:t>
-      </w:r>
-      <w:r>
-        <w:t xml:space="preserve">biển (SFOA)”</w:t>
-      </w:r>
-      <w:r>
-        <w:t xml:space="preserve"> </w:t>
-      </w:r>
-      <w:r>
-        <w:t xml:space="preserve">[</w:t>
-      </w:r>
-      <w:r>
-        <w:t xml:space="preserve">“Concrete Volume Optimization of the Retaining Wall</w:t>
-      </w:r>
-      <w:r>
-        <w:t xml:space="preserve"> </w:t>
-      </w:r>
-      <w:r>
-        <w:t xml:space="preserve">Behind the Jetty Using the Starfish Optimization Algorithm (SFOA)”</w:t>
-      </w:r>
-      <w:r>
-        <w:t xml:space="preserve">],</w:t>
+        <w:t xml:space="preserve">#2 — Bài báo lõi</w:t>
+      </w:r>
+      <w:r>
+        <w:t xml:space="preserve">: Do-Quang, T., Vu-Huu, T. and Le, C.T. (2026),</w:t>
+      </w:r>
+      <w:r>
+        <w:t xml:space="preserve"> </w:t>
+      </w:r>
+      <w:r>
+        <w:t xml:space="preserve">“Multi-objective Optimization of Marine Structures Using an Enhanced</w:t>
+      </w:r>
+      <w:r>
+        <w:t xml:space="preserve"> </w:t>
+      </w:r>
+      <w:r>
+        <w:t xml:space="preserve">Starfish Algorithm”</w:t>
+      </w:r>
+      <w:r>
+        <w:t xml:space="preserve">,</w:t>
       </w:r>
       <w:r>
         <w:t xml:space="preserve"> </w:t>
@@ -11005,35 +10821,36 @@
           <w:i/>
           <w:iCs/>
         </w:rPr>
-        <w:t xml:space="preserve">Tạp chí Xây dựng</w:t>
-      </w:r>
-      <w:r>
-        <w:t xml:space="preserve">, Bộ Xây dựng, ISSN 2734-9888, mục</w:t>
-      </w:r>
-      <w:r>
-        <w:t xml:space="preserve"> </w:t>
-      </w:r>
-      <w:r>
-        <w:t xml:space="preserve">“Nghiên cứu khoa</w:t>
-      </w:r>
-      <w:r>
-        <w:t xml:space="preserve"> </w:t>
-      </w:r>
-      <w:r>
-        <w:t xml:space="preserve">học”</w:t>
-      </w:r>
-      <w:r>
-        <w:t xml:space="preserve">, số tháng 10/2026.</w:t>
-      </w:r>
-      <w:r>
-        <w:t xml:space="preserve"> </w:t>
-      </w:r>
-      <w:r>
-        <w:rPr>
-          <w:b/>
-          <w:bCs/>
-        </w:rPr>
-        <w:t xml:space="preserve">Dự kiến đăng tháng 10/2026.</w:t>
+        <w:t xml:space="preserve">Proceedings of the Institution of Civil</w:t>
+      </w:r>
+      <w:r>
+        <w:rPr>
+          <w:i/>
+          <w:iCs/>
+        </w:rPr>
+        <w:t xml:space="preserve"> </w:t>
+      </w:r>
+      <w:r>
+        <w:rPr>
+          <w:i/>
+          <w:iCs/>
+        </w:rPr>
+        <w:t xml:space="preserve">Engineers — Structures and Buildings</w:t>
+      </w:r>
+      <w:r>
+        <w:t xml:space="preserve">.</w:t>
+      </w:r>
+      <w:r>
+        <w:t xml:space="preserve"> </w:t>
+      </w:r>
+      <w:r>
+        <w:t xml:space="preserve">https://doi.org/10.1680/jstbu.26.00159 (Article ID STBU-2026-159-R2;</w:t>
+      </w:r>
+      <w:r>
+        <w:t xml:space="preserve"> </w:t>
+      </w:r>
+      <w:r>
+        <w:t xml:space="preserve">Accepted 19/08/2026).</w:t>
       </w:r>
     </w:p>
     <w:p>
@@ -11041,7 +10858,7 @@
         <w:pStyle w:val="Compact"/>
         <w:numPr>
           <w:ilvl w:val="0"/>
-          <w:numId w:val="1016"/>
+          <w:numId w:val="1017"/>
         </w:numPr>
       </w:pPr>
       <w:r>
@@ -11049,43 +10866,31 @@
           <w:b/>
           <w:bCs/>
         </w:rPr>
-        <w:t xml:space="preserve">#4 — dùng cho mục 3.9.x (thảo luận tổng quát hóa)</w:t>
-      </w:r>
-      <w:r>
-        <w:t xml:space="preserve">:</w:t>
-      </w:r>
-      <w:r>
-        <w:t xml:space="preserve"> </w:t>
-      </w:r>
-      <w:r>
-        <w:t xml:space="preserve">“Multi-</w:t>
-      </w:r>
-      <w:r>
-        <w:t xml:space="preserve"> </w:t>
-      </w:r>
-      <w:r>
-        <w:t xml:space="preserve">objective Optimization of I-section Steel Frames under TCVN</w:t>
-      </w:r>
-      <w:r>
-        <w:t xml:space="preserve"> </w:t>
-      </w:r>
-      <w:r>
-        <w:t xml:space="preserve">5575:2024: A Comparative Study of Metaheuristic Algorithms”</w:t>
-      </w:r>
-      <w:r>
-        <w:t xml:space="preserve">, 9th</w:t>
-      </w:r>
-      <w:r>
-        <w:t xml:space="preserve"> </w:t>
-      </w:r>
-      <w:r>
-        <w:t xml:space="preserve">International Conference on Engineering Research and Applications</w:t>
-      </w:r>
-      <w:r>
-        <w:t xml:space="preserve"> </w:t>
-      </w:r>
-      <w:r>
-        <w:t xml:space="preserve">(ICERA 2026), dự kiến xuất bản trong</w:t>
+        <w:t xml:space="preserve">#1 — dùng cho mục 3.9.x (thảo luận tổng quát hóa)</w:t>
+      </w:r>
+      <w:r>
+        <w:t xml:space="preserve">: Quang-Thanh</w:t>
+      </w:r>
+      <w:r>
+        <w:t xml:space="preserve"> </w:t>
+      </w:r>
+      <w:r>
+        <w:t xml:space="preserve">Do, Quoc-Hoan Pham, T. Vu-Huu and Thanh Cuong-Le (2026),</w:t>
+      </w:r>
+      <w:r>
+        <w:t xml:space="preserve"> </w:t>
+      </w:r>
+      <w:r>
+        <w:t xml:space="preserve">“Efficient</w:t>
+      </w:r>
+      <w:r>
+        <w:t xml:space="preserve"> </w:t>
+      </w:r>
+      <w:r>
+        <w:t xml:space="preserve">Design of Single Mooring Buoy Lines: A MOMSA-Based Approach”</w:t>
+      </w:r>
+      <w:r>
+        <w:t xml:space="preserve">,</w:t>
       </w:r>
       <w:r>
         <w:t xml:space="preserve"> </w:t>
@@ -11095,7 +10900,7 @@
           <w:i/>
           <w:iCs/>
         </w:rPr>
-        <w:t xml:space="preserve">Lecture Notes in Civil</w:t>
+        <w:t xml:space="preserve">4th</w:t>
       </w:r>
       <w:r>
         <w:rPr>
@@ -11109,10 +10914,57 @@
           <w:i/>
           <w:iCs/>
         </w:rPr>
+        <w:t xml:space="preserve">International Conference on Structural Health Monitoring and</w:t>
+      </w:r>
+      <w:r>
+        <w:rPr>
+          <w:i/>
+          <w:iCs/>
+        </w:rPr>
+        <w:t xml:space="preserve"> </w:t>
+      </w:r>
+      <w:r>
+        <w:rPr>
+          <w:i/>
+          <w:iCs/>
+        </w:rPr>
+        <w:t xml:space="preserve">Engineering Structures (SHM&amp;ES 2025)</w:t>
+      </w:r>
+      <w:r>
+        <w:t xml:space="preserve">,</w:t>
+      </w:r>
+      <w:r>
+        <w:t xml:space="preserve"> </w:t>
+      </w:r>
+      <w:r>
+        <w:rPr>
+          <w:i/>
+          <w:iCs/>
+        </w:rPr>
+        <w:t xml:space="preserve">Lecture Notes in Civil</w:t>
+      </w:r>
+      <w:r>
+        <w:rPr>
+          <w:i/>
+          <w:iCs/>
+        </w:rPr>
+        <w:t xml:space="preserve"> </w:t>
+      </w:r>
+      <w:r>
+        <w:rPr>
+          <w:i/>
+          <w:iCs/>
+        </w:rPr>
         <w:t xml:space="preserve">Engineering</w:t>
       </w:r>
       <w:r>
-        <w:t xml:space="preserve">, Springer.</w:t>
+        <w:t xml:space="preserve">, Vol. 747, pp. 295–302, Springer, Cham.</w:t>
+      </w:r>
+      <w:r>
+        <w:t xml:space="preserve"> </w:t>
+      </w:r>
+      <w:r>
+        <w:t xml:space="preserve">https://doi.org/10.1007/978-3-032-04645-1_35.</w:t>
       </w:r>
       <w:r>
         <w:t xml:space="preserve"> </w:t>
@@ -11122,19 +10974,7 @@
           <w:b/>
           <w:bCs/>
         </w:rPr>
-        <w:t xml:space="preserve">Đang triển khai/dự kiến gửi — chưa nộp.</w:t>
-      </w:r>
-      <w:r>
-        <w:t xml:space="preserve"> </w:t>
-      </w:r>
-      <w:r>
-        <w:t xml:space="preserve">Vì chưa nộp, mục 3.9.x chỉ nên nêu đây là kinh nghiệm/thử nghiệm đang</w:t>
-      </w:r>
-      <w:r>
-        <w:t xml:space="preserve"> </w:t>
-      </w:r>
-      <w:r>
-        <w:t xml:space="preserve">thực hiện của NCS, không trích dẫn như một công bố đã hoàn tất.</w:t>
+        <w:t xml:space="preserve">Đã công bố.</w:t>
       </w:r>
     </w:p>
     <w:p>
@@ -11142,7 +10982,207 @@
         <w:pStyle w:val="Compact"/>
         <w:numPr>
           <w:ilvl w:val="0"/>
-          <w:numId w:val="1016"/>
+          <w:numId w:val="1017"/>
+        </w:numPr>
+      </w:pPr>
+      <w:r>
+        <w:rPr>
+          <w:b/>
+          <w:bCs/>
+        </w:rPr>
+        <w:t xml:space="preserve">#3 — dùng cho mục 3.9.x (thảo luận tổng quát hóa)</w:t>
+      </w:r>
+      <w:r>
+        <w:t xml:space="preserve">: Đỗ Quang</w:t>
+      </w:r>
+      <w:r>
+        <w:t xml:space="preserve"> </w:t>
+      </w:r>
+      <w:r>
+        <w:t xml:space="preserve">Thành, Vũ Hữu Trường và Lê Thanh Cường (2026),</w:t>
+      </w:r>
+      <w:r>
+        <w:t xml:space="preserve"> </w:t>
+      </w:r>
+      <w:r>
+        <w:t xml:space="preserve">“Tối ưu thể tích bê</w:t>
+      </w:r>
+      <w:r>
+        <w:t xml:space="preserve"> </w:t>
+      </w:r>
+      <w:r>
+        <w:t xml:space="preserve">tông kết cấu tường chắn phía sau cầu tàu bằng thuật toán tối ưu Sao</w:t>
+      </w:r>
+      <w:r>
+        <w:t xml:space="preserve"> </w:t>
+      </w:r>
+      <w:r>
+        <w:t xml:space="preserve">biển (SFOA)”</w:t>
+      </w:r>
+      <w:r>
+        <w:t xml:space="preserve"> </w:t>
+      </w:r>
+      <w:r>
+        <w:t xml:space="preserve">[</w:t>
+      </w:r>
+      <w:r>
+        <w:t xml:space="preserve">“Concrete Volume Optimization of the Retaining Wall</w:t>
+      </w:r>
+      <w:r>
+        <w:t xml:space="preserve"> </w:t>
+      </w:r>
+      <w:r>
+        <w:t xml:space="preserve">Behind the Jetty Using the Starfish Optimization Algorithm (SFOA)”</w:t>
+      </w:r>
+      <w:r>
+        <w:t xml:space="preserve">],</w:t>
+      </w:r>
+      <w:r>
+        <w:t xml:space="preserve"> </w:t>
+      </w:r>
+      <w:r>
+        <w:rPr>
+          <w:i/>
+          <w:iCs/>
+        </w:rPr>
+        <w:t xml:space="preserve">Tạp chí Xây dựng</w:t>
+      </w:r>
+      <w:r>
+        <w:t xml:space="preserve">, Bộ Xây dựng, ISSN 2734-9888, mục</w:t>
+      </w:r>
+      <w:r>
+        <w:t xml:space="preserve"> </w:t>
+      </w:r>
+      <w:r>
+        <w:t xml:space="preserve">“Nghiên cứu khoa</w:t>
+      </w:r>
+      <w:r>
+        <w:t xml:space="preserve"> </w:t>
+      </w:r>
+      <w:r>
+        <w:t xml:space="preserve">học”</w:t>
+      </w:r>
+      <w:r>
+        <w:t xml:space="preserve">, số tháng 10/2026.</w:t>
+      </w:r>
+      <w:r>
+        <w:t xml:space="preserve"> </w:t>
+      </w:r>
+      <w:r>
+        <w:rPr>
+          <w:b/>
+          <w:bCs/>
+        </w:rPr>
+        <w:t xml:space="preserve">Dự kiến đăng tháng 10/2026.</w:t>
+      </w:r>
+    </w:p>
+    <w:p>
+      <w:pPr>
+        <w:pStyle w:val="Compact"/>
+        <w:numPr>
+          <w:ilvl w:val="0"/>
+          <w:numId w:val="1017"/>
+        </w:numPr>
+      </w:pPr>
+      <w:r>
+        <w:rPr>
+          <w:b/>
+          <w:bCs/>
+        </w:rPr>
+        <w:t xml:space="preserve">#4 — dùng cho mục 3.9.x (thảo luận tổng quát hóa)</w:t>
+      </w:r>
+      <w:r>
+        <w:t xml:space="preserve">:</w:t>
+      </w:r>
+      <w:r>
+        <w:t xml:space="preserve"> </w:t>
+      </w:r>
+      <w:r>
+        <w:t xml:space="preserve">“Multi-</w:t>
+      </w:r>
+      <w:r>
+        <w:t xml:space="preserve"> </w:t>
+      </w:r>
+      <w:r>
+        <w:t xml:space="preserve">objective Optimization of I-section Steel Frames under TCVN</w:t>
+      </w:r>
+      <w:r>
+        <w:t xml:space="preserve"> </w:t>
+      </w:r>
+      <w:r>
+        <w:t xml:space="preserve">5575:2024: A Comparative Study of Metaheuristic Algorithms”</w:t>
+      </w:r>
+      <w:r>
+        <w:t xml:space="preserve">, 9th</w:t>
+      </w:r>
+      <w:r>
+        <w:t xml:space="preserve"> </w:t>
+      </w:r>
+      <w:r>
+        <w:t xml:space="preserve">International Conference on Engineering Research and Applications</w:t>
+      </w:r>
+      <w:r>
+        <w:t xml:space="preserve"> </w:t>
+      </w:r>
+      <w:r>
+        <w:t xml:space="preserve">(ICERA 2026), dự kiến xuất bản trong</w:t>
+      </w:r>
+      <w:r>
+        <w:t xml:space="preserve"> </w:t>
+      </w:r>
+      <w:r>
+        <w:rPr>
+          <w:i/>
+          <w:iCs/>
+        </w:rPr>
+        <w:t xml:space="preserve">Lecture Notes in Civil</w:t>
+      </w:r>
+      <w:r>
+        <w:rPr>
+          <w:i/>
+          <w:iCs/>
+        </w:rPr>
+        <w:t xml:space="preserve"> </w:t>
+      </w:r>
+      <w:r>
+        <w:rPr>
+          <w:i/>
+          <w:iCs/>
+        </w:rPr>
+        <w:t xml:space="preserve">Engineering</w:t>
+      </w:r>
+      <w:r>
+        <w:t xml:space="preserve">, Springer.</w:t>
+      </w:r>
+      <w:r>
+        <w:t xml:space="preserve"> </w:t>
+      </w:r>
+      <w:r>
+        <w:rPr>
+          <w:b/>
+          <w:bCs/>
+        </w:rPr>
+        <w:t xml:space="preserve">Đang triển khai/dự kiến gửi — chưa nộp.</w:t>
+      </w:r>
+      <w:r>
+        <w:t xml:space="preserve"> </w:t>
+      </w:r>
+      <w:r>
+        <w:t xml:space="preserve">Vì chưa nộp, mục 3.9.x chỉ nên nêu đây là kinh nghiệm/thử nghiệm đang</w:t>
+      </w:r>
+      <w:r>
+        <w:t xml:space="preserve"> </w:t>
+      </w:r>
+      <w:r>
+        <w:t xml:space="preserve">thực hiện của NCS, không trích dẫn như một công bố đã hoàn tất.</w:t>
+      </w:r>
+    </w:p>
+    <w:p>
+      <w:pPr>
+        <w:pStyle w:val="Compact"/>
+        <w:numPr>
+          <w:ilvl w:val="0"/>
+          <w:numId w:val="1017"/>
         </w:numPr>
       </w:pPr>
       <w:r>
@@ -11203,7 +11243,7 @@
         <w:pStyle w:val="Compact"/>
         <w:numPr>
           <w:ilvl w:val="1"/>
-          <w:numId w:val="1017"/>
+          <w:numId w:val="1018"/>
         </w:numPr>
       </w:pPr>
       <w:r>
@@ -11230,7 +11270,7 @@
         <w:pStyle w:val="Compact"/>
         <w:numPr>
           <w:ilvl w:val="1"/>
-          <w:numId w:val="1017"/>
+          <w:numId w:val="1018"/>
         </w:numPr>
       </w:pPr>
       <w:r>
@@ -11263,7 +11303,7 @@
         <w:pStyle w:val="Compact"/>
         <w:numPr>
           <w:ilvl w:val="1"/>
-          <w:numId w:val="1017"/>
+          <w:numId w:val="1018"/>
         </w:numPr>
       </w:pPr>
       <w:r>
@@ -11699,6 +11739,9 @@
     <w:abstractNumId w:val="991"/>
   </w:num>
   <w:num w:numId="1006">
+    <w:abstractNumId w:val="991"/>
+  </w:num>
+  <w:num w:numId="1007">
     <w:abstractNumId w:val="99411"/>
     <w:lvlOverride w:ilvl="0">
       <w:startOverride w:val="1"/>
@@ -11728,14 +11771,11 @@
       <w:startOverride w:val="1"/>
     </w:lvlOverride>
   </w:num>
-  <w:num w:numId="1007">
-    <w:abstractNumId w:val="991"/>
-  </w:num>
   <w:num w:numId="1008">
     <w:abstractNumId w:val="991"/>
   </w:num>
   <w:num w:numId="1009">
-    <w:abstractNumId w:val="992"/>
+    <w:abstractNumId w:val="991"/>
   </w:num>
   <w:num w:numId="1010">
     <w:abstractNumId w:val="992"/>
@@ -11753,12 +11793,15 @@
     <w:abstractNumId w:val="992"/>
   </w:num>
   <w:num w:numId="1015">
-    <w:abstractNumId w:val="991"/>
+    <w:abstractNumId w:val="992"/>
   </w:num>
   <w:num w:numId="1016">
     <w:abstractNumId w:val="991"/>
   </w:num>
   <w:num w:numId="1017">
+    <w:abstractNumId w:val="991"/>
+  </w:num>
+  <w:num w:numId="1018">
     <w:abstractNumId w:val="991"/>
   </w:num>
 </w:numbering>
